--- a/assets/resume.docx
+++ b/assets/resume.docx
@@ -256,7 +256,7 @@
               </wp:anchor>
             </w:drawing>
           </mc:Choice>
-          <mc:Fallback>
+          <mc:Fallback xmlns:w16cei="http://schemas.microsoft.com/office/word/2026/wordml/cei">
             <w:pict>
               <v:shape w14:anchorId="06E2B906" id="Graphic 1" o:spid="_x0000_s1026" style="position:absolute;margin-left:60pt;margin-top:4.4pt;width:476.25pt;height:.7pt;z-index:-15728640;visibility:visible;mso-wrap-style:square;mso-wrap-distance-left:0;mso-wrap-distance-top:0;mso-wrap-distance-right:0;mso-wrap-distance-bottom:0;mso-position-horizontal:absolute;mso-position-horizontal-relative:page;mso-position-vertical:absolute;mso-position-vertical-relative:text;v-text-anchor:top" coordsize="6048375,8890" o:gfxdata="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" path="m6047867,l,,,8892r6047867,l6047867,xe" fillcolor="black" stroked="f">
                 <v:path arrowok="t"/>
@@ -483,7 +483,6 @@
         </w:rPr>
         <w:t xml:space="preserve"> </w:t>
       </w:r>
-      <w:proofErr w:type="spellStart"/>
       <w:r>
         <w:rPr>
           <w:i/>
@@ -493,7 +492,6 @@
         </w:rPr>
         <w:t>Specialisation</w:t>
       </w:r>
-      <w:proofErr w:type="spellEnd"/>
       <w:r>
         <w:rPr>
           <w:i/>
@@ -579,6 +577,7 @@
       <w:pPr>
         <w:pStyle w:val="Heading2"/>
         <w:rPr>
+          <w:spacing w:val="-2"/>
           <w:sz w:val="18"/>
           <w:szCs w:val="18"/>
         </w:rPr>
@@ -605,6 +604,139 @@
           <w:szCs w:val="18"/>
         </w:rPr>
         <w:t>SUMMARY</w:t>
+      </w:r>
+    </w:p>
+    <w:p>
+      <w:pPr>
+        <w:pStyle w:val="BodyText"/>
+        <w:ind w:left="0"/>
+        <w:rPr>
+          <w:b/>
+          <w:sz w:val="18"/>
+          <w:szCs w:val="18"/>
+        </w:rPr>
+      </w:pPr>
+      <w:r>
+        <w:rPr>
+          <w:b/>
+          <w:noProof/>
+          <w:sz w:val="18"/>
+          <w:szCs w:val="18"/>
+        </w:rPr>
+        <mc:AlternateContent>
+          <mc:Choice Requires="wps">
+            <w:drawing>
+              <wp:anchor distT="0" distB="0" distL="0" distR="0" simplePos="0" relativeHeight="487592960" behindDoc="1" locked="0" layoutInCell="1" allowOverlap="1" wp14:anchorId="2BD078CD" wp14:editId="77B71687">
+                <wp:simplePos x="0" y="0"/>
+                <wp:positionH relativeFrom="page">
+                  <wp:posOffset>762000</wp:posOffset>
+                </wp:positionH>
+                <wp:positionV relativeFrom="paragraph">
+                  <wp:posOffset>54273</wp:posOffset>
+                </wp:positionV>
+                <wp:extent cx="6048375" cy="8890"/>
+                <wp:effectExtent l="0" t="0" r="0" b="0"/>
+                <wp:wrapTopAndBottom/>
+                <wp:docPr id="1566794292" name="Graphic 3"/>
+                <wp:cNvGraphicFramePr>
+                  <a:graphicFrameLocks xmlns:a="http://schemas.openxmlformats.org/drawingml/2006/main"/>
+                </wp:cNvGraphicFramePr>
+                <a:graphic xmlns:a="http://schemas.openxmlformats.org/drawingml/2006/main">
+                  <a:graphicData uri="http://schemas.microsoft.com/office/word/2010/wordprocessingShape">
+                    <wps:wsp>
+                      <wps:cNvSpPr>
+                        <a:spLocks/>
+                      </wps:cNvSpPr>
+                      <wps:spPr>
+                        <a:xfrm>
+                          <a:off x="0" y="0"/>
+                          <a:ext cx="6048375" cy="8890"/>
+                        </a:xfrm>
+                        <a:custGeom>
+                          <a:avLst/>
+                          <a:gdLst/>
+                          <a:ahLst/>
+                          <a:cxnLst/>
+                          <a:rect l="l" t="t" r="r" b="b"/>
+                          <a:pathLst>
+                            <a:path w="6048375" h="8890">
+                              <a:moveTo>
+                                <a:pt x="6047867" y="0"/>
+                              </a:moveTo>
+                              <a:lnTo>
+                                <a:pt x="0" y="0"/>
+                              </a:lnTo>
+                              <a:lnTo>
+                                <a:pt x="0" y="8892"/>
+                              </a:lnTo>
+                              <a:lnTo>
+                                <a:pt x="6047867" y="8892"/>
+                              </a:lnTo>
+                              <a:lnTo>
+                                <a:pt x="6047867" y="0"/>
+                              </a:lnTo>
+                              <a:close/>
+                            </a:path>
+                          </a:pathLst>
+                        </a:custGeom>
+                        <a:solidFill>
+                          <a:srgbClr val="000000"/>
+                        </a:solidFill>
+                      </wps:spPr>
+                      <wps:bodyPr wrap="square" lIns="0" tIns="0" rIns="0" bIns="0" rtlCol="0">
+                        <a:prstTxWarp prst="textNoShape">
+                          <a:avLst/>
+                        </a:prstTxWarp>
+                        <a:noAutofit/>
+                      </wps:bodyPr>
+                    </wps:wsp>
+                  </a:graphicData>
+                </a:graphic>
+              </wp:anchor>
+            </w:drawing>
+          </mc:Choice>
+          <mc:Fallback xmlns:w16cei="http://schemas.microsoft.com/office/word/2026/wordml/cei">
+            <w:pict>
+              <v:shape w14:anchorId="3EF58A44" id="Graphic 3" o:spid="_x0000_s1026" style="position:absolute;margin-left:60pt;margin-top:4.25pt;width:476.25pt;height:.7pt;z-index:-15723520;visibility:visible;mso-wrap-style:square;mso-wrap-distance-left:0;mso-wrap-distance-top:0;mso-wrap-distance-right:0;mso-wrap-distance-bottom:0;mso-position-horizontal:absolute;mso-position-horizontal-relative:page;mso-position-vertical:absolute;mso-position-vertical-relative:text;v-text-anchor:top" coordsize="6048375,8890" o:gfxdata="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" path="m6047867,l,,,8892r6047867,l6047867,xe" fillcolor="black" stroked="f">
+                <v:path arrowok="t"/>
+                <w10:wrap type="topAndBottom" anchorx="page"/>
+              </v:shape>
+            </w:pict>
+          </mc:Fallback>
+        </mc:AlternateContent>
+      </w:r>
+    </w:p>
+    <w:p>
+      <w:pPr>
+        <w:pStyle w:val="BodyText"/>
+        <w:spacing w:before="55"/>
+        <w:ind w:left="0" w:firstLine="284"/>
+        <w:rPr>
+          <w:noProof/>
+          <w:sz w:val="18"/>
+          <w:szCs w:val="18"/>
+          <w:lang w:val="en-IN"/>
+        </w:rPr>
+      </w:pPr>
+      <w:r>
+        <w:rPr>
+          <w:b/>
+          <w:bCs/>
+          <w:noProof/>
+          <w:sz w:val="18"/>
+          <w:szCs w:val="18"/>
+          <w:lang w:val="en-IN"/>
+        </w:rPr>
+        <w:t>Languages:</w:t>
+      </w:r>
+      <w:r>
+        <w:rPr>
+          <w:noProof/>
+          <w:sz w:val="18"/>
+          <w:szCs w:val="18"/>
+          <w:lang w:val="en-IN"/>
+        </w:rPr>
+        <w:t xml:space="preserve"> Python, Java, C/C++, SQL, JavaScript </w:t>
       </w:r>
     </w:p>
     <w:p>
@@ -613,10 +745,10 @@
         <w:spacing w:before="55"/>
         <w:ind w:left="284"/>
         <w:rPr>
-          <w:bCs/>
           <w:noProof/>
           <w:sz w:val="18"/>
           <w:szCs w:val="18"/>
+          <w:lang w:val="en-IN"/>
         </w:rPr>
       </w:pPr>
       <w:r>
@@ -626,36 +758,32 @@
           <w:noProof/>
           <w:sz w:val="18"/>
           <w:szCs w:val="18"/>
-        </w:rPr>
-        <w:t>Languages:</w:t>
-      </w:r>
-      <w:r>
-        <w:rPr>
-          <w:b/>
+          <w:lang w:val="en-IN"/>
+        </w:rPr>
+        <w:t>Software Engineering:</w:t>
+      </w:r>
+      <w:r>
+        <w:rPr>
           <w:noProof/>
           <w:sz w:val="18"/>
           <w:szCs w:val="18"/>
-        </w:rPr>
-        <w:t xml:space="preserve"> </w:t>
-      </w:r>
-      <w:r>
-        <w:rPr>
-          <w:bCs/>
+          <w:lang w:val="en-IN"/>
+        </w:rPr>
+        <w:t xml:space="preserve"> Data Structures &amp; Algorithms, OOP, REST APIs, Multithreading, Backend Development, Unit Testing </w:t>
+      </w:r>
+    </w:p>
+    <w:p>
+      <w:pPr>
+        <w:pStyle w:val="BodyText"/>
+        <w:spacing w:before="55"/>
+        <w:ind w:left="284"/>
+        <w:rPr>
           <w:noProof/>
           <w:sz w:val="18"/>
           <w:szCs w:val="18"/>
-        </w:rPr>
-        <w:t>Java, C/C++, Python, SQL, JavaScript, R</w:t>
-      </w:r>
-      <w:r>
-        <w:rPr>
-          <w:b/>
-          <w:noProof/>
-          <w:sz w:val="18"/>
-          <w:szCs w:val="18"/>
-        </w:rPr>
-        <w:br/>
-      </w:r>
+          <w:lang w:val="en-IN"/>
+        </w:rPr>
+      </w:pPr>
       <w:r>
         <w:rPr>
           <w:b/>
@@ -663,63 +791,32 @@
           <w:noProof/>
           <w:sz w:val="18"/>
           <w:szCs w:val="18"/>
-        </w:rPr>
-        <w:t>Software Engineering &amp; AI:</w:t>
-      </w:r>
-      <w:r>
-        <w:rPr>
-          <w:b/>
+          <w:lang w:val="en-IN"/>
+        </w:rPr>
+        <w:t>AI &amp; Machine Learning:</w:t>
+      </w:r>
+      <w:r>
+        <w:rPr>
           <w:noProof/>
           <w:sz w:val="18"/>
           <w:szCs w:val="18"/>
-        </w:rPr>
-        <w:t xml:space="preserve"> </w:t>
-      </w:r>
-      <w:r>
-        <w:rPr>
-          <w:bCs/>
+          <w:lang w:val="en-IN"/>
+        </w:rPr>
+        <w:t xml:space="preserve"> Machine Learning, Deep Learning, LLMs, RAG, Prompt Engineering, PyTorch, TensorFlow/Keras </w:t>
+      </w:r>
+    </w:p>
+    <w:p>
+      <w:pPr>
+        <w:pStyle w:val="BodyText"/>
+        <w:spacing w:before="55"/>
+        <w:ind w:left="284"/>
+        <w:rPr>
           <w:noProof/>
           <w:sz w:val="18"/>
           <w:szCs w:val="18"/>
-        </w:rPr>
-        <w:t>Object-Oriented Programming (OOP), Data Structures &amp; Algorithms (DSA), Database Management, Git, Machine Learning (NLP, CNN, Transformers)</w:t>
-      </w:r>
-      <w:r>
-        <w:rPr>
-          <w:bCs/>
-          <w:noProof/>
-          <w:sz w:val="18"/>
-          <w:szCs w:val="18"/>
-        </w:rPr>
-        <w:br/>
-      </w:r>
-      <w:r>
-        <w:rPr>
-          <w:b/>
-          <w:noProof/>
-          <w:sz w:val="18"/>
-          <w:szCs w:val="18"/>
-        </w:rPr>
-        <w:t>Frameworks &amp; Libraries</w:t>
-      </w:r>
-      <w:r>
-        <w:rPr>
-          <w:bCs/>
-          <w:noProof/>
-          <w:sz w:val="18"/>
-          <w:szCs w:val="18"/>
-        </w:rPr>
-        <w:t>: React.js, Node.js, Scikit-Learn, Pandas, NumPy, Matplotlib, TensorFlow, Keras</w:t>
-      </w:r>
-      <w:r>
-        <w:rPr>
-          <w:bCs/>
-          <w:noProof/>
-          <w:sz w:val="18"/>
-          <w:szCs w:val="18"/>
-        </w:rPr>
-        <w:br/>
-      </w:r>
+          <w:lang w:val="en-IN"/>
+        </w:rPr>
+      </w:pPr>
       <w:r>
         <w:rPr>
           <w:b/>
@@ -727,35 +824,18 @@
           <w:noProof/>
           <w:sz w:val="18"/>
           <w:szCs w:val="18"/>
-        </w:rPr>
-        <w:t>Development Tools:</w:t>
-      </w:r>
-      <w:r>
-        <w:rPr>
-          <w:b/>
+          <w:lang w:val="en-IN"/>
+        </w:rPr>
+        <w:t>Web &amp; Backend:</w:t>
+      </w:r>
+      <w:r>
+        <w:rPr>
           <w:noProof/>
           <w:sz w:val="18"/>
           <w:szCs w:val="18"/>
-        </w:rPr>
-        <w:t xml:space="preserve"> </w:t>
-      </w:r>
-      <w:r>
-        <w:rPr>
-          <w:bCs/>
-          <w:noProof/>
-          <w:sz w:val="18"/>
-          <w:szCs w:val="18"/>
-        </w:rPr>
-        <w:t>Git, VS Code, IntelliJ, Jupyter Notebook, SQLite, Power BI</w:t>
-      </w:r>
-      <w:r>
-        <w:rPr>
-          <w:bCs/>
-          <w:noProof/>
-          <w:sz w:val="18"/>
-          <w:szCs w:val="18"/>
-        </w:rPr>
-        <w:t>, Tableau</w:t>
+          <w:lang w:val="en-IN"/>
+        </w:rPr>
+        <w:t xml:space="preserve"> FastAPI, Flask, React.js, Node.js, Streamlit </w:t>
       </w:r>
     </w:p>
     <w:p>
@@ -764,17 +844,537 @@
         <w:spacing w:before="55"/>
         <w:ind w:left="284"/>
         <w:rPr>
-          <w:rFonts w:ascii="Calibri"/>
-          <w:sz w:val="18"/>
-          <w:szCs w:val="18"/>
-        </w:rPr>
-      </w:pPr>
+          <w:noProof/>
+          <w:sz w:val="18"/>
+          <w:szCs w:val="18"/>
+          <w:lang w:val="en-IN"/>
+        </w:rPr>
+      </w:pPr>
+      <w:r>
+        <w:rPr>
+          <w:b/>
+          <w:bCs/>
+          <w:noProof/>
+          <w:sz w:val="18"/>
+          <w:szCs w:val="18"/>
+          <w:lang w:val="en-IN"/>
+        </w:rPr>
+        <w:t>Databases &amp; Caching:</w:t>
+      </w:r>
+      <w:r>
+        <w:rPr>
+          <w:noProof/>
+          <w:sz w:val="18"/>
+          <w:szCs w:val="18"/>
+          <w:lang w:val="en-IN"/>
+        </w:rPr>
+        <w:t xml:space="preserve"> SQL, SQLite, MySQL, MongoDB, Redis </w:t>
+      </w:r>
     </w:p>
     <w:p>
       <w:pPr>
+        <w:pStyle w:val="BodyText"/>
+        <w:spacing w:before="55"/>
+        <w:ind w:left="284"/>
+        <w:rPr>
+          <w:noProof/>
+          <w:sz w:val="18"/>
+          <w:szCs w:val="18"/>
+          <w:lang w:val="en-IN"/>
+        </w:rPr>
+      </w:pPr>
+      <w:r>
+        <w:rPr>
+          <w:b/>
+          <w:bCs/>
+          <w:noProof/>
+          <w:sz w:val="18"/>
+          <w:szCs w:val="18"/>
+          <w:lang w:val="en-IN"/>
+        </w:rPr>
+        <w:t>Cloud &amp; Deployment:</w:t>
+      </w:r>
+      <w:r>
+        <w:rPr>
+          <w:noProof/>
+          <w:sz w:val="18"/>
+          <w:szCs w:val="18"/>
+          <w:lang w:val="en-IN"/>
+        </w:rPr>
+        <w:t xml:space="preserve"> AWS, Docker, GitHub, CI/CD </w:t>
+      </w:r>
+    </w:p>
+    <w:p>
+      <w:pPr>
+        <w:pStyle w:val="BodyText"/>
+        <w:spacing w:before="55"/>
+        <w:ind w:left="284"/>
+        <w:rPr>
+          <w:noProof/>
+          <w:sz w:val="18"/>
+          <w:szCs w:val="18"/>
+          <w:lang w:val="en-IN"/>
+        </w:rPr>
+      </w:pPr>
+      <w:r>
+        <w:rPr>
+          <w:b/>
+          <w:bCs/>
+          <w:noProof/>
+          <w:sz w:val="18"/>
+          <w:szCs w:val="18"/>
+          <w:lang w:val="en-IN"/>
+        </w:rPr>
+        <w:t>Data &amp; Visualization:</w:t>
+      </w:r>
+      <w:r>
+        <w:rPr>
+          <w:noProof/>
+          <w:sz w:val="18"/>
+          <w:szCs w:val="18"/>
+          <w:lang w:val="en-IN"/>
+        </w:rPr>
+        <w:t xml:space="preserve"> Pandas, NumPy, Power BI, Matplotlib, Plotly </w:t>
+      </w:r>
+    </w:p>
+    <w:p>
+      <w:pPr>
+        <w:pStyle w:val="BodyText"/>
+        <w:spacing w:before="55"/>
+        <w:ind w:left="284"/>
+        <w:rPr>
+          <w:noProof/>
+          <w:sz w:val="18"/>
+          <w:szCs w:val="18"/>
+          <w:lang w:val="en-IN"/>
+        </w:rPr>
+      </w:pPr>
+      <w:r>
+        <w:rPr>
+          <w:b/>
+          <w:bCs/>
+          <w:noProof/>
+          <w:sz w:val="18"/>
+          <w:szCs w:val="18"/>
+          <w:lang w:val="en-IN"/>
+        </w:rPr>
+        <w:t>Engineering Practices:</w:t>
+      </w:r>
+      <w:r>
+        <w:rPr>
+          <w:noProof/>
+          <w:sz w:val="18"/>
+          <w:szCs w:val="18"/>
+          <w:lang w:val="en-IN"/>
+        </w:rPr>
+        <w:t xml:space="preserve"> Git/GitHub, PyTest, TDD, Debugging, Agile/Scrum, Reproducible Development</w:t>
+      </w:r>
+    </w:p>
+    <w:p>
+      <w:pPr>
+        <w:pStyle w:val="BodyText"/>
+        <w:spacing w:before="55"/>
+        <w:ind w:left="284"/>
+        <w:rPr>
+          <w:noProof/>
+          <w:sz w:val="18"/>
+          <w:szCs w:val="18"/>
+        </w:rPr>
+      </w:pPr>
+    </w:p>
+    <w:p>
+      <w:pPr>
         <w:ind w:left="208"/>
         <w:rPr>
           <w:b/>
+          <w:sz w:val="18"/>
+          <w:szCs w:val="18"/>
+        </w:rPr>
+      </w:pPr>
+      <w:r>
+        <w:rPr>
+          <w:b/>
+          <w:spacing w:val="-2"/>
+          <w:sz w:val="18"/>
+          <w:szCs w:val="18"/>
+        </w:rPr>
+        <w:t>EXPERIENCE</w:t>
+      </w:r>
+    </w:p>
+    <w:p>
+      <w:pPr>
+        <w:pStyle w:val="BodyText"/>
+        <w:ind w:left="0"/>
+        <w:rPr>
+          <w:b/>
+          <w:sz w:val="18"/>
+          <w:szCs w:val="18"/>
+        </w:rPr>
+      </w:pPr>
+      <w:r>
+        <w:rPr>
+          <w:b/>
+          <w:noProof/>
+          <w:sz w:val="18"/>
+          <w:szCs w:val="18"/>
+        </w:rPr>
+        <mc:AlternateContent>
+          <mc:Choice Requires="wps">
+            <w:drawing>
+              <wp:anchor distT="0" distB="0" distL="0" distR="0" simplePos="0" relativeHeight="487595008" behindDoc="1" locked="0" layoutInCell="1" allowOverlap="1" wp14:anchorId="2F50795A" wp14:editId="3D4C45FD">
+                <wp:simplePos x="0" y="0"/>
+                <wp:positionH relativeFrom="page">
+                  <wp:posOffset>762000</wp:posOffset>
+                </wp:positionH>
+                <wp:positionV relativeFrom="paragraph">
+                  <wp:posOffset>54273</wp:posOffset>
+                </wp:positionV>
+                <wp:extent cx="6048375" cy="8890"/>
+                <wp:effectExtent l="0" t="0" r="0" b="0"/>
+                <wp:wrapTopAndBottom/>
+                <wp:docPr id="862862787" name="Graphic 3"/>
+                <wp:cNvGraphicFramePr>
+                  <a:graphicFrameLocks xmlns:a="http://schemas.openxmlformats.org/drawingml/2006/main"/>
+                </wp:cNvGraphicFramePr>
+                <a:graphic xmlns:a="http://schemas.openxmlformats.org/drawingml/2006/main">
+                  <a:graphicData uri="http://schemas.microsoft.com/office/word/2010/wordprocessingShape">
+                    <wps:wsp>
+                      <wps:cNvSpPr>
+                        <a:spLocks/>
+                      </wps:cNvSpPr>
+                      <wps:spPr>
+                        <a:xfrm>
+                          <a:off x="0" y="0"/>
+                          <a:ext cx="6048375" cy="8890"/>
+                        </a:xfrm>
+                        <a:custGeom>
+                          <a:avLst/>
+                          <a:gdLst/>
+                          <a:ahLst/>
+                          <a:cxnLst/>
+                          <a:rect l="l" t="t" r="r" b="b"/>
+                          <a:pathLst>
+                            <a:path w="6048375" h="8890">
+                              <a:moveTo>
+                                <a:pt x="6047867" y="0"/>
+                              </a:moveTo>
+                              <a:lnTo>
+                                <a:pt x="0" y="0"/>
+                              </a:lnTo>
+                              <a:lnTo>
+                                <a:pt x="0" y="8892"/>
+                              </a:lnTo>
+                              <a:lnTo>
+                                <a:pt x="6047867" y="8892"/>
+                              </a:lnTo>
+                              <a:lnTo>
+                                <a:pt x="6047867" y="0"/>
+                              </a:lnTo>
+                              <a:close/>
+                            </a:path>
+                          </a:pathLst>
+                        </a:custGeom>
+                        <a:solidFill>
+                          <a:srgbClr val="000000"/>
+                        </a:solidFill>
+                      </wps:spPr>
+                      <wps:bodyPr wrap="square" lIns="0" tIns="0" rIns="0" bIns="0" rtlCol="0">
+                        <a:prstTxWarp prst="textNoShape">
+                          <a:avLst/>
+                        </a:prstTxWarp>
+                        <a:noAutofit/>
+                      </wps:bodyPr>
+                    </wps:wsp>
+                  </a:graphicData>
+                </a:graphic>
+              </wp:anchor>
+            </w:drawing>
+          </mc:Choice>
+          <mc:Fallback xmlns:w16cei="http://schemas.microsoft.com/office/word/2026/wordml/cei">
+            <w:pict>
+              <v:shape w14:anchorId="50DF9AB0" id="Graphic 3" o:spid="_x0000_s1026" style="position:absolute;margin-left:60pt;margin-top:4.25pt;width:476.25pt;height:.7pt;z-index:-15721472;visibility:visible;mso-wrap-style:square;mso-wrap-distance-left:0;mso-wrap-distance-top:0;mso-wrap-distance-right:0;mso-wrap-distance-bottom:0;mso-position-horizontal:absolute;mso-position-horizontal-relative:page;mso-position-vertical:absolute;mso-position-vertical-relative:text;v-text-anchor:top" coordsize="6048375,8890" o:gfxdata="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" path="m6047867,l,,,8892r6047867,l6047867,xe" fillcolor="black" stroked="f">
+                <v:path arrowok="t"/>
+                <w10:wrap type="topAndBottom" anchorx="page"/>
+              </v:shape>
+            </w:pict>
+          </mc:Fallback>
+        </mc:AlternateContent>
+      </w:r>
+    </w:p>
+    <w:p>
+      <w:pPr>
+        <w:pStyle w:val="Heading1"/>
+        <w:rPr>
+          <w:i w:val="0"/>
+          <w:iCs w:val="0"/>
+          <w:sz w:val="18"/>
+          <w:szCs w:val="18"/>
+        </w:rPr>
+      </w:pPr>
+      <w:r>
+        <w:rPr>
+          <w:sz w:val="18"/>
+          <w:szCs w:val="18"/>
+        </w:rPr>
+        <w:t xml:space="preserve">AI for Sustainability Virtual Intern </w:t>
+      </w:r>
+      <w:r>
+        <w:rPr>
+          <w:i w:val="0"/>
+          <w:iCs w:val="0"/>
+          <w:spacing w:val="-2"/>
+          <w:sz w:val="18"/>
+          <w:szCs w:val="18"/>
+        </w:rPr>
+        <w:t>|</w:t>
+      </w:r>
+      <w:hyperlink r:id="rId10" w:history="1">
+        <w:r>
+          <w:rPr>
+            <w:rStyle w:val="Hyperlink"/>
+            <w:i w:val="0"/>
+            <w:iCs w:val="0"/>
+            <w:color w:val="000000" w:themeColor="text1"/>
+            <w:spacing w:val="-2"/>
+            <w:sz w:val="18"/>
+            <w:szCs w:val="18"/>
+          </w:rPr>
+          <w:t>LINK</w:t>
+        </w:r>
+        <w:r>
+          <w:rPr>
+            <w:rStyle w:val="Hyperlink"/>
+            <w:color w:val="000000" w:themeColor="text1"/>
+            <w:spacing w:val="-2"/>
+            <w:sz w:val="18"/>
+            <w:szCs w:val="18"/>
+            <w:u w:val="none"/>
+          </w:rPr>
+          <w:t xml:space="preserve">                                                                                       </w:t>
+        </w:r>
+        <w:r>
+          <w:rPr>
+            <w:rStyle w:val="Hyperlink"/>
+            <w:color w:val="000000" w:themeColor="text1"/>
+            <w:spacing w:val="-2"/>
+            <w:sz w:val="18"/>
+            <w:szCs w:val="18"/>
+            <w:u w:val="none"/>
+          </w:rPr>
+          <w:tab/>
+        </w:r>
+        <w:r>
+          <w:rPr>
+            <w:rStyle w:val="Hyperlink"/>
+            <w:color w:val="000000" w:themeColor="text1"/>
+            <w:spacing w:val="-2"/>
+            <w:sz w:val="18"/>
+            <w:szCs w:val="18"/>
+            <w:u w:val="none"/>
+          </w:rPr>
+          <w:tab/>
+        </w:r>
+        <w:r>
+          <w:rPr>
+            <w:rStyle w:val="Hyperlink"/>
+            <w:color w:val="000000" w:themeColor="text1"/>
+            <w:spacing w:val="-2"/>
+            <w:sz w:val="18"/>
+            <w:szCs w:val="18"/>
+            <w:u w:val="none"/>
+          </w:rPr>
+          <w:t xml:space="preserve">               </w:t>
+        </w:r>
+      </w:hyperlink>
+      <w:r>
+        <w:rPr>
+          <w:rStyle w:val="Hyperlink"/>
+          <w:color w:val="000000" w:themeColor="text1"/>
+          <w:spacing w:val="-2"/>
+          <w:sz w:val="18"/>
+          <w:szCs w:val="18"/>
+          <w:u w:val="none"/>
+        </w:rPr>
+        <w:t xml:space="preserve"> </w:t>
+      </w:r>
+      <w:r>
+        <w:rPr>
+          <w:rStyle w:val="Hyperlink"/>
+          <w:color w:val="auto"/>
+          <w:spacing w:val="-2"/>
+          <w:sz w:val="18"/>
+          <w:szCs w:val="18"/>
+          <w:u w:val="none"/>
+        </w:rPr>
+        <w:t>July – Sep, 2026</w:t>
+      </w:r>
+    </w:p>
+    <w:p>
+      <w:pPr>
+        <w:pStyle w:val="Heading1"/>
+        <w:numPr>
+          <w:ilvl w:val="0"/>
+          <w:numId w:val="8"/>
+        </w:numPr>
+        <w:tabs>
+          <w:tab w:val="clear" w:pos="720"/>
+          <w:tab w:val="num" w:pos="284"/>
+        </w:tabs>
+        <w:spacing w:before="46"/>
+        <w:ind w:left="284" w:right="24" w:hanging="142"/>
+        <w:rPr>
+          <w:rFonts w:ascii="Times New Roman" w:eastAsia="Times New Roman" w:hAnsi="Times New Roman" w:cs="Times New Roman"/>
+          <w:b w:val="0"/>
+          <w:bCs w:val="0"/>
+          <w:i w:val="0"/>
+          <w:iCs w:val="0"/>
+          <w:sz w:val="18"/>
+          <w:szCs w:val="18"/>
+        </w:rPr>
+      </w:pPr>
+      <w:r>
+        <w:rPr>
+          <w:rFonts w:ascii="Times New Roman" w:eastAsia="Times New Roman" w:hAnsi="Times New Roman" w:cs="Times New Roman"/>
+          <w:b w:val="0"/>
+          <w:bCs w:val="0"/>
+          <w:i w:val="0"/>
+          <w:iCs w:val="0"/>
+          <w:sz w:val="18"/>
+          <w:szCs w:val="18"/>
+        </w:rPr>
+        <w:t xml:space="preserve">Completed an AI-focused virtual internship </w:t>
+      </w:r>
+      <w:r>
+        <w:rPr>
+          <w:rFonts w:ascii="Times New Roman" w:eastAsia="Times New Roman" w:hAnsi="Times New Roman" w:cs="Times New Roman"/>
+          <w:b w:val="0"/>
+          <w:bCs w:val="0"/>
+          <w:i w:val="0"/>
+          <w:iCs w:val="0"/>
+          <w:sz w:val="18"/>
+          <w:szCs w:val="18"/>
+        </w:rPr>
+        <w:t>organized by 1M1B</w:t>
+      </w:r>
+      <w:r>
+        <w:rPr>
+          <w:rFonts w:ascii="Times New Roman" w:eastAsia="Times New Roman" w:hAnsi="Times New Roman" w:cs="Times New Roman"/>
+          <w:b w:val="0"/>
+          <w:bCs w:val="0"/>
+          <w:i w:val="0"/>
+          <w:iCs w:val="0"/>
+          <w:sz w:val="18"/>
+          <w:szCs w:val="18"/>
+        </w:rPr>
+        <w:t xml:space="preserve"> </w:t>
+      </w:r>
+      <w:r>
+        <w:rPr>
+          <w:rFonts w:ascii="Times New Roman" w:eastAsia="Times New Roman" w:hAnsi="Times New Roman" w:cs="Times New Roman"/>
+          <w:b w:val="0"/>
+          <w:bCs w:val="0"/>
+          <w:i w:val="0"/>
+          <w:iCs w:val="0"/>
+          <w:sz w:val="18"/>
+          <w:szCs w:val="18"/>
+        </w:rPr>
+        <w:t>covering Generative AI, Prompt Engineering, RAG, Agentic AI, and Responsible AI, with hands-on exposure to enterprise AI workflows and LLM applications.</w:t>
+      </w:r>
+    </w:p>
+    <w:p>
+      <w:pPr>
+        <w:pStyle w:val="Heading1"/>
+        <w:numPr>
+          <w:ilvl w:val="0"/>
+          <w:numId w:val="8"/>
+        </w:numPr>
+        <w:tabs>
+          <w:tab w:val="clear" w:pos="720"/>
+          <w:tab w:val="num" w:pos="284"/>
+        </w:tabs>
+        <w:spacing w:before="46"/>
+        <w:ind w:left="284" w:right="24" w:hanging="142"/>
+        <w:rPr>
+          <w:rFonts w:ascii="Times New Roman" w:eastAsia="Times New Roman" w:hAnsi="Times New Roman" w:cs="Times New Roman"/>
+          <w:b w:val="0"/>
+          <w:bCs w:val="0"/>
+          <w:i w:val="0"/>
+          <w:iCs w:val="0"/>
+          <w:sz w:val="18"/>
+          <w:szCs w:val="18"/>
+        </w:rPr>
+      </w:pPr>
+      <w:r>
+        <w:rPr>
+          <w:rFonts w:ascii="Times New Roman" w:eastAsia="Times New Roman" w:hAnsi="Times New Roman" w:cs="Times New Roman"/>
+          <w:b w:val="0"/>
+          <w:bCs w:val="0"/>
+          <w:i w:val="0"/>
+          <w:iCs w:val="0"/>
+          <w:sz w:val="18"/>
+          <w:szCs w:val="18"/>
+        </w:rPr>
+        <w:t>Applied RAG and semantic search concepts using document ingestion, embeddings, vector databases, and retrieval pipelines to improve the grounding and reliability of LLM responses.</w:t>
+      </w:r>
+    </w:p>
+    <w:p>
+      <w:pPr>
+        <w:pStyle w:val="Heading1"/>
+        <w:numPr>
+          <w:ilvl w:val="0"/>
+          <w:numId w:val="8"/>
+        </w:numPr>
+        <w:tabs>
+          <w:tab w:val="clear" w:pos="720"/>
+          <w:tab w:val="num" w:pos="284"/>
+        </w:tabs>
+        <w:spacing w:before="46"/>
+        <w:ind w:left="284" w:right="24" w:hanging="142"/>
+        <w:rPr>
+          <w:rFonts w:ascii="Times New Roman" w:eastAsia="Times New Roman" w:hAnsi="Times New Roman" w:cs="Times New Roman"/>
+          <w:b w:val="0"/>
+          <w:bCs w:val="0"/>
+          <w:i w:val="0"/>
+          <w:iCs w:val="0"/>
+          <w:sz w:val="18"/>
+          <w:szCs w:val="18"/>
+        </w:rPr>
+      </w:pPr>
+      <w:r>
+        <w:rPr>
+          <w:rFonts w:ascii="Times New Roman" w:eastAsia="Times New Roman" w:hAnsi="Times New Roman" w:cs="Times New Roman"/>
+          <w:b w:val="0"/>
+          <w:bCs w:val="0"/>
+          <w:i w:val="0"/>
+          <w:iCs w:val="0"/>
+          <w:sz w:val="18"/>
+          <w:szCs w:val="18"/>
+        </w:rPr>
+        <w:t>Built an Energy Anomaly Detector using Python, Pandas, NumPy, and Isolation Forest, detecting 9 anomalies across 6,918 test hours (0.13%), with automated email alerts, privacy safeguards, transparent scoring, and rate-limited notifications.</w:t>
+      </w:r>
+    </w:p>
+    <w:p>
+      <w:pPr>
+        <w:pStyle w:val="Heading1"/>
+        <w:spacing w:before="46"/>
+        <w:ind w:left="284" w:right="24"/>
+        <w:rPr>
+          <w:rFonts w:ascii="Times New Roman" w:eastAsia="Times New Roman" w:hAnsi="Times New Roman" w:cs="Times New Roman"/>
+          <w:b w:val="0"/>
+          <w:bCs w:val="0"/>
+          <w:i w:val="0"/>
+          <w:iCs w:val="0"/>
+          <w:sz w:val="18"/>
+          <w:szCs w:val="18"/>
+        </w:rPr>
+      </w:pPr>
+    </w:p>
+    <w:p>
+      <w:pPr>
+        <w:ind w:left="208"/>
+        <w:rPr>
+          <w:b/>
+          <w:spacing w:val="-2"/>
           <w:sz w:val="18"/>
           <w:szCs w:val="18"/>
         </w:rPr>
@@ -794,16 +1394,7 @@
           <w:sz w:val="18"/>
           <w:szCs w:val="18"/>
         </w:rPr>
-        <w:t xml:space="preserve"> </w:t>
-      </w:r>
-      <w:r>
-        <w:rPr>
-          <w:b/>
-          <w:spacing w:val="-2"/>
-          <w:sz w:val="18"/>
-          <w:szCs w:val="18"/>
-        </w:rPr>
-        <w:t>EXPERIENCE</w:t>
+        <w:t>S</w:t>
       </w:r>
     </w:p>
     <w:p>
@@ -895,7 +1486,7 @@
               </wp:anchor>
             </w:drawing>
           </mc:Choice>
-          <mc:Fallback>
+          <mc:Fallback xmlns:w16cei="http://schemas.microsoft.com/office/word/2026/wordml/cei">
             <w:pict>
               <v:shape w14:anchorId="129AAC55" id="Graphic 3" o:spid="_x0000_s1026" style="position:absolute;margin-left:60pt;margin-top:4.25pt;width:476.25pt;height:.7pt;z-index:-15727616;visibility:visible;mso-wrap-style:square;mso-wrap-distance-left:0;mso-wrap-distance-top:0;mso-wrap-distance-right:0;mso-wrap-distance-bottom:0;mso-position-horizontal:absolute;mso-position-horizontal-relative:page;mso-position-vertical:absolute;mso-position-vertical-relative:text;v-text-anchor:top" coordsize="6048375,8890" o:gfxdata="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" path="m6047867,l,,,8892r6047867,l6047867,xe" fillcolor="black" stroked="f">
                 <v:path arrowok="t"/>
@@ -941,7 +1532,7 @@
         </w:rPr>
         <w:t>|</w:t>
       </w:r>
-      <w:hyperlink r:id="rId10" w:history="1">
+      <w:hyperlink r:id="rId11" w:history="1">
         <w:r>
           <w:rPr>
             <w:rStyle w:val="Hyperlink"/>
@@ -999,9 +1590,22 @@
           <w:sz w:val="18"/>
           <w:szCs w:val="18"/>
         </w:rPr>
-        <w:t>Designed and implemented a comprehensive </w:t>
-      </w:r>
-      <w:r>
+        <w:t xml:space="preserve">Built a full-stack Python application using FastAPI, React, SQLAlchemy, and SQLite, integrating EasyOCR, OpenCV, and NLP to automate receipt processing and reduce processing time by 40%. </w:t>
+      </w:r>
+    </w:p>
+    <w:p>
+      <w:pPr>
+        <w:pStyle w:val="Heading1"/>
+        <w:numPr>
+          <w:ilvl w:val="0"/>
+          <w:numId w:val="8"/>
+        </w:numPr>
+        <w:tabs>
+          <w:tab w:val="clear" w:pos="720"/>
+          <w:tab w:val="num" w:pos="284"/>
+        </w:tabs>
+        <w:spacing w:before="46"/>
+        <w:ind w:left="284" w:right="24" w:hanging="142"/>
         <w:rPr>
           <w:rFonts w:ascii="Times New Roman" w:eastAsia="Times New Roman" w:hAnsi="Times New Roman" w:cs="Times New Roman"/>
           <w:b w:val="0"/>
@@ -1011,8 +1615,7 @@
           <w:sz w:val="18"/>
           <w:szCs w:val="18"/>
         </w:rPr>
-        <w:t xml:space="preserve">full-stack </w:t>
-      </w:r>
+      </w:pPr>
       <w:r>
         <w:rPr>
           <w:rFonts w:ascii="Times New Roman" w:eastAsia="Times New Roman" w:hAnsi="Times New Roman" w:cs="Times New Roman"/>
@@ -1023,9 +1626,22 @@
           <w:sz w:val="18"/>
           <w:szCs w:val="18"/>
         </w:rPr>
-        <w:t>expense</w:t>
-      </w:r>
-      <w:r>
+        <w:t xml:space="preserve">Engineered and validated REST APIs with JWT authentication, Google OAuth, CRUD operations, analytics, budget tracking, and data export for reliable application workflows. </w:t>
+      </w:r>
+    </w:p>
+    <w:p>
+      <w:pPr>
+        <w:pStyle w:val="Heading1"/>
+        <w:numPr>
+          <w:ilvl w:val="0"/>
+          <w:numId w:val="8"/>
+        </w:numPr>
+        <w:tabs>
+          <w:tab w:val="clear" w:pos="720"/>
+          <w:tab w:val="num" w:pos="284"/>
+        </w:tabs>
+        <w:spacing w:before="46"/>
+        <w:ind w:left="284" w:right="24" w:hanging="142"/>
         <w:rPr>
           <w:rFonts w:ascii="Times New Roman" w:eastAsia="Times New Roman" w:hAnsi="Times New Roman" w:cs="Times New Roman"/>
           <w:b w:val="0"/>
@@ -1035,8 +1651,7 @@
           <w:sz w:val="18"/>
           <w:szCs w:val="18"/>
         </w:rPr>
-        <w:t xml:space="preserve"> </w:t>
-      </w:r>
+      </w:pPr>
       <w:r>
         <w:rPr>
           <w:rFonts w:ascii="Times New Roman" w:eastAsia="Times New Roman" w:hAnsi="Times New Roman" w:cs="Times New Roman"/>
@@ -1047,557 +1662,34 @@
           <w:sz w:val="18"/>
           <w:szCs w:val="18"/>
         </w:rPr>
-        <w:t>management</w:t>
-      </w:r>
-      <w:r>
-        <w:rPr>
-          <w:rFonts w:ascii="Times New Roman" w:eastAsia="Times New Roman" w:hAnsi="Times New Roman" w:cs="Times New Roman"/>
-          <w:b w:val="0"/>
-          <w:bCs w:val="0"/>
+        <w:t>Deployed the application on Render and Vercel, implementing end-to-end workflows across AI processing, backend services, database operations, and frontend validation.</w:t>
+      </w:r>
+    </w:p>
+    <w:p>
+      <w:pPr>
+        <w:pStyle w:val="Heading1"/>
+        <w:rPr>
+          <w:sz w:val="18"/>
+          <w:szCs w:val="18"/>
+        </w:rPr>
+      </w:pPr>
+    </w:p>
+    <w:p>
+      <w:pPr>
+        <w:pStyle w:val="Heading1"/>
+        <w:rPr>
           <w:i w:val="0"/>
           <w:iCs w:val="0"/>
           <w:sz w:val="18"/>
           <w:szCs w:val="18"/>
         </w:rPr>
-        <w:t xml:space="preserve"> </w:t>
-      </w:r>
-      <w:r>
-        <w:rPr>
-          <w:rFonts w:ascii="Times New Roman" w:eastAsia="Times New Roman" w:hAnsi="Times New Roman" w:cs="Times New Roman"/>
-          <w:b w:val="0"/>
-          <w:bCs w:val="0"/>
-          <w:i w:val="0"/>
-          <w:iCs w:val="0"/>
-          <w:sz w:val="18"/>
-          <w:szCs w:val="18"/>
-        </w:rPr>
-        <w:t>platform</w:t>
-      </w:r>
-      <w:r>
-        <w:rPr>
-          <w:rFonts w:ascii="Times New Roman" w:eastAsia="Times New Roman" w:hAnsi="Times New Roman" w:cs="Times New Roman"/>
-          <w:b w:val="0"/>
-          <w:bCs w:val="0"/>
-          <w:i w:val="0"/>
-          <w:iCs w:val="0"/>
-          <w:sz w:val="18"/>
-          <w:szCs w:val="18"/>
-        </w:rPr>
-        <w:t xml:space="preserve"> </w:t>
-      </w:r>
-      <w:r>
-        <w:rPr>
-          <w:rFonts w:ascii="Times New Roman" w:eastAsia="Times New Roman" w:hAnsi="Times New Roman" w:cs="Times New Roman"/>
-          <w:b w:val="0"/>
-          <w:bCs w:val="0"/>
-          <w:i w:val="0"/>
-          <w:iCs w:val="0"/>
-          <w:sz w:val="18"/>
-          <w:szCs w:val="18"/>
-        </w:rPr>
-        <w:t>that</w:t>
-      </w:r>
-      <w:r>
-        <w:rPr>
-          <w:rFonts w:ascii="Times New Roman" w:eastAsia="Times New Roman" w:hAnsi="Times New Roman" w:cs="Times New Roman"/>
-          <w:b w:val="0"/>
-          <w:bCs w:val="0"/>
-          <w:i w:val="0"/>
-          <w:iCs w:val="0"/>
-          <w:sz w:val="18"/>
-          <w:szCs w:val="18"/>
-        </w:rPr>
-        <w:t xml:space="preserve"> </w:t>
-      </w:r>
-      <w:r>
-        <w:rPr>
-          <w:rFonts w:ascii="Times New Roman" w:eastAsia="Times New Roman" w:hAnsi="Times New Roman" w:cs="Times New Roman"/>
-          <w:b w:val="0"/>
-          <w:bCs w:val="0"/>
-          <w:i w:val="0"/>
-          <w:iCs w:val="0"/>
-          <w:sz w:val="18"/>
-          <w:szCs w:val="18"/>
-        </w:rPr>
-        <w:t>automates</w:t>
-      </w:r>
-      <w:r>
-        <w:rPr>
-          <w:rFonts w:ascii="Times New Roman" w:eastAsia="Times New Roman" w:hAnsi="Times New Roman" w:cs="Times New Roman"/>
-          <w:b w:val="0"/>
-          <w:bCs w:val="0"/>
-          <w:i w:val="0"/>
-          <w:iCs w:val="0"/>
-          <w:sz w:val="18"/>
-          <w:szCs w:val="18"/>
-        </w:rPr>
-        <w:t xml:space="preserve"> </w:t>
-      </w:r>
-      <w:r>
-        <w:rPr>
-          <w:rFonts w:ascii="Times New Roman" w:eastAsia="Times New Roman" w:hAnsi="Times New Roman" w:cs="Times New Roman"/>
-          <w:b w:val="0"/>
-          <w:bCs w:val="0"/>
-          <w:i w:val="0"/>
-          <w:iCs w:val="0"/>
-          <w:sz w:val="18"/>
-          <w:szCs w:val="18"/>
-        </w:rPr>
-        <w:t>receipt</w:t>
-      </w:r>
-      <w:r>
-        <w:rPr>
-          <w:rFonts w:ascii="Times New Roman" w:eastAsia="Times New Roman" w:hAnsi="Times New Roman" w:cs="Times New Roman"/>
-          <w:b w:val="0"/>
-          <w:bCs w:val="0"/>
-          <w:i w:val="0"/>
-          <w:iCs w:val="0"/>
-          <w:sz w:val="18"/>
-          <w:szCs w:val="18"/>
-        </w:rPr>
-        <w:t xml:space="preserve"> </w:t>
-      </w:r>
-      <w:r>
-        <w:rPr>
-          <w:rFonts w:ascii="Times New Roman" w:eastAsia="Times New Roman" w:hAnsi="Times New Roman" w:cs="Times New Roman"/>
-          <w:b w:val="0"/>
-          <w:bCs w:val="0"/>
-          <w:i w:val="0"/>
-          <w:iCs w:val="0"/>
-          <w:sz w:val="18"/>
-          <w:szCs w:val="18"/>
-        </w:rPr>
-        <w:t>processing;</w:t>
-      </w:r>
-      <w:r>
-        <w:rPr>
-          <w:rFonts w:ascii="Times New Roman" w:eastAsia="Times New Roman" w:hAnsi="Times New Roman" w:cs="Times New Roman"/>
-          <w:b w:val="0"/>
-          <w:bCs w:val="0"/>
-          <w:i w:val="0"/>
-          <w:iCs w:val="0"/>
-          <w:sz w:val="18"/>
-          <w:szCs w:val="18"/>
-        </w:rPr>
-        <w:t xml:space="preserve"> </w:t>
-      </w:r>
-      <w:r>
-        <w:rPr>
-          <w:rFonts w:ascii="Times New Roman" w:eastAsia="Times New Roman" w:hAnsi="Times New Roman" w:cs="Times New Roman"/>
-          <w:b w:val="0"/>
-          <w:bCs w:val="0"/>
-          <w:i w:val="0"/>
-          <w:iCs w:val="0"/>
-          <w:sz w:val="18"/>
-          <w:szCs w:val="18"/>
-        </w:rPr>
-        <w:t>enhanced</w:t>
-      </w:r>
-      <w:r>
-        <w:rPr>
-          <w:rFonts w:ascii="Times New Roman" w:eastAsia="Times New Roman" w:hAnsi="Times New Roman" w:cs="Times New Roman"/>
-          <w:b w:val="0"/>
-          <w:bCs w:val="0"/>
-          <w:i w:val="0"/>
-          <w:iCs w:val="0"/>
-          <w:sz w:val="18"/>
-          <w:szCs w:val="18"/>
-        </w:rPr>
-        <w:t xml:space="preserve"> </w:t>
-      </w:r>
-      <w:r>
-        <w:rPr>
-          <w:rFonts w:ascii="Times New Roman" w:eastAsia="Times New Roman" w:hAnsi="Times New Roman" w:cs="Times New Roman"/>
-          <w:b w:val="0"/>
-          <w:bCs w:val="0"/>
-          <w:i w:val="0"/>
-          <w:iCs w:val="0"/>
-          <w:sz w:val="18"/>
-          <w:szCs w:val="18"/>
-        </w:rPr>
-        <w:t xml:space="preserve">processing time by 40% while ensuring accuracy through EasyOCR, OpenCV, and advanced NLP-based parsing techniques. </w:t>
-      </w:r>
-    </w:p>
-    <w:p>
-      <w:pPr>
-        <w:pStyle w:val="Heading1"/>
-        <w:numPr>
-          <w:ilvl w:val="0"/>
-          <w:numId w:val="8"/>
-        </w:numPr>
-        <w:tabs>
-          <w:tab w:val="clear" w:pos="720"/>
-          <w:tab w:val="num" w:pos="284"/>
-        </w:tabs>
-        <w:spacing w:before="46"/>
-        <w:ind w:left="284" w:hanging="142"/>
-        <w:rPr>
-          <w:rFonts w:ascii="Times New Roman" w:eastAsia="Times New Roman" w:hAnsi="Times New Roman" w:cs="Times New Roman"/>
-          <w:b w:val="0"/>
-          <w:bCs w:val="0"/>
-          <w:i w:val="0"/>
-          <w:iCs w:val="0"/>
-          <w:sz w:val="18"/>
-          <w:szCs w:val="18"/>
-        </w:rPr>
-      </w:pPr>
-      <w:r>
-        <w:rPr>
-          <w:rFonts w:ascii="Times New Roman" w:eastAsia="Times New Roman" w:hAnsi="Times New Roman" w:cs="Times New Roman"/>
-          <w:b w:val="0"/>
-          <w:bCs w:val="0"/>
-          <w:i w:val="0"/>
-          <w:iCs w:val="0"/>
-          <w:sz w:val="18"/>
-          <w:szCs w:val="18"/>
-        </w:rPr>
-        <w:t>Implemented</w:t>
-      </w:r>
-      <w:r>
-        <w:rPr>
-          <w:rFonts w:ascii="Times New Roman" w:eastAsia="Times New Roman" w:hAnsi="Times New Roman" w:cs="Times New Roman"/>
-          <w:b w:val="0"/>
-          <w:bCs w:val="0"/>
-          <w:i w:val="0"/>
-          <w:iCs w:val="0"/>
-          <w:sz w:val="18"/>
-          <w:szCs w:val="18"/>
-        </w:rPr>
-        <w:t xml:space="preserve"> and deployed a scalable application using </w:t>
-      </w:r>
-      <w:proofErr w:type="spellStart"/>
-      <w:r>
-        <w:rPr>
-          <w:rFonts w:ascii="Times New Roman" w:eastAsia="Times New Roman" w:hAnsi="Times New Roman" w:cs="Times New Roman"/>
-          <w:b w:val="0"/>
-          <w:bCs w:val="0"/>
-          <w:i w:val="0"/>
-          <w:iCs w:val="0"/>
-          <w:sz w:val="18"/>
-          <w:szCs w:val="18"/>
-        </w:rPr>
-        <w:t>FastAPI</w:t>
-      </w:r>
-      <w:proofErr w:type="spellEnd"/>
-      <w:r>
-        <w:rPr>
-          <w:rFonts w:ascii="Times New Roman" w:eastAsia="Times New Roman" w:hAnsi="Times New Roman" w:cs="Times New Roman"/>
-          <w:b w:val="0"/>
-          <w:bCs w:val="0"/>
-          <w:i w:val="0"/>
-          <w:iCs w:val="0"/>
-          <w:sz w:val="18"/>
-          <w:szCs w:val="18"/>
-        </w:rPr>
-        <w:t xml:space="preserve">, React, Vite, </w:t>
-      </w:r>
-      <w:proofErr w:type="spellStart"/>
-      <w:r>
-        <w:rPr>
-          <w:rFonts w:ascii="Times New Roman" w:eastAsia="Times New Roman" w:hAnsi="Times New Roman" w:cs="Times New Roman"/>
-          <w:b w:val="0"/>
-          <w:bCs w:val="0"/>
-          <w:i w:val="0"/>
-          <w:iCs w:val="0"/>
-          <w:sz w:val="18"/>
-          <w:szCs w:val="18"/>
-        </w:rPr>
-        <w:t>SQLAlchemy</w:t>
-      </w:r>
-      <w:proofErr w:type="spellEnd"/>
-      <w:r>
-        <w:rPr>
-          <w:rFonts w:ascii="Times New Roman" w:eastAsia="Times New Roman" w:hAnsi="Times New Roman" w:cs="Times New Roman"/>
-          <w:b w:val="0"/>
-          <w:bCs w:val="0"/>
-          <w:i w:val="0"/>
-          <w:iCs w:val="0"/>
-          <w:sz w:val="18"/>
-          <w:szCs w:val="18"/>
-        </w:rPr>
-        <w:t xml:space="preserve">, SQLite, JWT Authentication, and Google OAuth, featuring expense analytics, budget tracking, category-wise spending insights, receipt management (CRUD), Excel export, and a responsive dashboard hosted on Render and </w:t>
-      </w:r>
-      <w:proofErr w:type="spellStart"/>
-      <w:r>
-        <w:rPr>
-          <w:rFonts w:ascii="Times New Roman" w:eastAsia="Times New Roman" w:hAnsi="Times New Roman" w:cs="Times New Roman"/>
-          <w:b w:val="0"/>
-          <w:bCs w:val="0"/>
-          <w:i w:val="0"/>
-          <w:iCs w:val="0"/>
-          <w:sz w:val="18"/>
-          <w:szCs w:val="18"/>
-        </w:rPr>
-        <w:t>Vercel</w:t>
-      </w:r>
-      <w:proofErr w:type="spellEnd"/>
-      <w:r>
-        <w:rPr>
-          <w:rFonts w:ascii="Times New Roman" w:eastAsia="Times New Roman" w:hAnsi="Times New Roman" w:cs="Times New Roman"/>
-          <w:b w:val="0"/>
-          <w:bCs w:val="0"/>
-          <w:i w:val="0"/>
-          <w:iCs w:val="0"/>
-          <w:sz w:val="18"/>
-          <w:szCs w:val="18"/>
-        </w:rPr>
-        <w:t>.</w:t>
-      </w:r>
-    </w:p>
-    <w:p>
-      <w:pPr>
-        <w:pStyle w:val="Heading1"/>
-        <w:spacing w:before="19"/>
-        <w:ind w:left="720" w:hanging="512"/>
-        <w:rPr>
-          <w:sz w:val="18"/>
-          <w:szCs w:val="18"/>
-        </w:rPr>
-      </w:pPr>
-    </w:p>
-    <w:p>
-      <w:pPr>
-        <w:pStyle w:val="Heading1"/>
-        <w:spacing w:before="19"/>
-        <w:ind w:left="720" w:hanging="512"/>
-        <w:rPr>
-          <w:i w:val="0"/>
-          <w:iCs w:val="0"/>
-          <w:sz w:val="18"/>
-          <w:szCs w:val="18"/>
-        </w:rPr>
-      </w:pPr>
-      <w:r>
-        <w:rPr>
-          <w:sz w:val="18"/>
-          <w:szCs w:val="18"/>
-        </w:rPr>
-        <w:t xml:space="preserve">Real-Time Stock Anomaly Detector </w:t>
-      </w:r>
-      <w:r>
-        <w:rPr>
-          <w:i w:val="0"/>
-          <w:iCs w:val="0"/>
-          <w:sz w:val="18"/>
-          <w:szCs w:val="18"/>
-        </w:rPr>
-        <w:t xml:space="preserve">| </w:t>
-      </w:r>
-      <w:hyperlink r:id="rId11" w:history="1">
-        <w:r>
-          <w:rPr>
-            <w:rStyle w:val="Hyperlink"/>
-            <w:i w:val="0"/>
-            <w:iCs w:val="0"/>
-            <w:color w:val="auto"/>
-            <w:sz w:val="18"/>
-            <w:szCs w:val="18"/>
-          </w:rPr>
-          <w:t>LINK</w:t>
-        </w:r>
-      </w:hyperlink>
-    </w:p>
-    <w:p>
-      <w:pPr>
-        <w:pStyle w:val="Heading1"/>
-        <w:numPr>
-          <w:ilvl w:val="0"/>
-          <w:numId w:val="8"/>
-        </w:numPr>
-        <w:tabs>
-          <w:tab w:val="clear" w:pos="720"/>
-          <w:tab w:val="num" w:pos="284"/>
-        </w:tabs>
-        <w:spacing w:before="46"/>
-        <w:ind w:left="284" w:hanging="142"/>
-        <w:rPr>
-          <w:rFonts w:ascii="Times New Roman" w:eastAsia="Times New Roman" w:hAnsi="Times New Roman" w:cs="Times New Roman"/>
-          <w:b w:val="0"/>
-          <w:bCs w:val="0"/>
-          <w:i w:val="0"/>
-          <w:iCs w:val="0"/>
-          <w:sz w:val="18"/>
-          <w:szCs w:val="18"/>
-        </w:rPr>
-      </w:pPr>
-      <w:r>
-        <w:rPr>
-          <w:rFonts w:ascii="Times New Roman" w:eastAsia="Times New Roman" w:hAnsi="Times New Roman" w:cs="Times New Roman"/>
-          <w:b w:val="0"/>
-          <w:bCs w:val="0"/>
-          <w:i w:val="0"/>
-          <w:iCs w:val="0"/>
-          <w:sz w:val="18"/>
-          <w:szCs w:val="18"/>
-        </w:rPr>
-        <w:t>Built an end-to-end anomaly detection pipeline on 2 years of NSE stock data</w:t>
-      </w:r>
-      <w:r>
-        <w:rPr>
-          <w:rFonts w:ascii="Times New Roman" w:eastAsia="Times New Roman" w:hAnsi="Times New Roman" w:cs="Times New Roman"/>
-          <w:b w:val="0"/>
-          <w:bCs w:val="0"/>
-          <w:i w:val="0"/>
-          <w:iCs w:val="0"/>
-          <w:sz w:val="18"/>
-          <w:szCs w:val="18"/>
-        </w:rPr>
-        <w:t>,</w:t>
-      </w:r>
-      <w:r>
-        <w:rPr>
-          <w:rFonts w:ascii="Times New Roman" w:eastAsia="Times New Roman" w:hAnsi="Times New Roman" w:cs="Times New Roman"/>
-          <w:b w:val="0"/>
-          <w:bCs w:val="0"/>
-          <w:i w:val="0"/>
-          <w:iCs w:val="0"/>
-          <w:sz w:val="18"/>
-          <w:szCs w:val="18"/>
-        </w:rPr>
-        <w:t xml:space="preserve"> engineering 9 financial features (RSI, Bollinger Bands, volume ratio); deployed dual models — Isolation Forest (2.01% anomaly rate) and LSTM Autoencoder — achieving temporal pattern detection across 448 trading sessions with an interactive </w:t>
-      </w:r>
-      <w:proofErr w:type="spellStart"/>
-      <w:r>
-        <w:rPr>
-          <w:rFonts w:ascii="Times New Roman" w:eastAsia="Times New Roman" w:hAnsi="Times New Roman" w:cs="Times New Roman"/>
-          <w:b w:val="0"/>
-          <w:bCs w:val="0"/>
-          <w:i w:val="0"/>
-          <w:iCs w:val="0"/>
-          <w:sz w:val="18"/>
-          <w:szCs w:val="18"/>
-        </w:rPr>
-        <w:t>Streamlit</w:t>
-      </w:r>
-      <w:proofErr w:type="spellEnd"/>
-      <w:r>
-        <w:rPr>
-          <w:rFonts w:ascii="Times New Roman" w:eastAsia="Times New Roman" w:hAnsi="Times New Roman" w:cs="Times New Roman"/>
-          <w:b w:val="0"/>
-          <w:bCs w:val="0"/>
-          <w:i w:val="0"/>
-          <w:iCs w:val="0"/>
-          <w:sz w:val="18"/>
-          <w:szCs w:val="18"/>
-        </w:rPr>
-        <w:t xml:space="preserve"> dashboard</w:t>
-      </w:r>
-    </w:p>
-    <w:p>
-      <w:pPr>
-        <w:pStyle w:val="Heading1"/>
-        <w:numPr>
-          <w:ilvl w:val="0"/>
-          <w:numId w:val="8"/>
-        </w:numPr>
-        <w:tabs>
-          <w:tab w:val="clear" w:pos="720"/>
-          <w:tab w:val="num" w:pos="284"/>
-        </w:tabs>
-        <w:spacing w:before="46"/>
-        <w:ind w:left="284" w:hanging="142"/>
-        <w:rPr>
-          <w:rFonts w:ascii="Times New Roman" w:eastAsia="Times New Roman" w:hAnsi="Times New Roman" w:cs="Times New Roman"/>
-          <w:b w:val="0"/>
-          <w:bCs w:val="0"/>
-          <w:i w:val="0"/>
-          <w:iCs w:val="0"/>
-          <w:sz w:val="18"/>
-          <w:szCs w:val="18"/>
-        </w:rPr>
-      </w:pPr>
-      <w:r>
-        <w:rPr>
-          <w:rFonts w:ascii="Times New Roman" w:eastAsia="Times New Roman" w:hAnsi="Times New Roman" w:cs="Times New Roman"/>
-          <w:b w:val="0"/>
-          <w:bCs w:val="0"/>
-          <w:i w:val="0"/>
-          <w:iCs w:val="0"/>
-          <w:sz w:val="18"/>
-          <w:szCs w:val="18"/>
-        </w:rPr>
-        <w:t xml:space="preserve">Integrated </w:t>
-      </w:r>
-      <w:proofErr w:type="spellStart"/>
-      <w:r>
-        <w:rPr>
-          <w:rFonts w:ascii="Times New Roman" w:eastAsia="Times New Roman" w:hAnsi="Times New Roman" w:cs="Times New Roman"/>
-          <w:b w:val="0"/>
-          <w:bCs w:val="0"/>
-          <w:i w:val="0"/>
-          <w:iCs w:val="0"/>
-          <w:sz w:val="18"/>
-          <w:szCs w:val="18"/>
-        </w:rPr>
-        <w:t>FinBERT</w:t>
-      </w:r>
-      <w:proofErr w:type="spellEnd"/>
-      <w:r>
-        <w:rPr>
-          <w:rFonts w:ascii="Times New Roman" w:eastAsia="Times New Roman" w:hAnsi="Times New Roman" w:cs="Times New Roman"/>
-          <w:b w:val="0"/>
-          <w:bCs w:val="0"/>
-          <w:i w:val="0"/>
-          <w:iCs w:val="0"/>
-          <w:sz w:val="18"/>
-          <w:szCs w:val="18"/>
-        </w:rPr>
-        <w:t xml:space="preserve"> financial sentiment analysis on live news headlines to correlate price anomalies with news tone, identifying high-confidence anomaly events such as the Apr 2025 market selloff (score −0.6332) and Jan 2026 peak reversal through cross-validation against NSE announcements</w:t>
-      </w:r>
-    </w:p>
-    <w:p>
-      <w:pPr>
-        <w:pStyle w:val="Heading1"/>
-        <w:spacing w:before="46"/>
-        <w:ind w:left="0"/>
-        <w:rPr>
-          <w:rFonts w:ascii="Times New Roman" w:eastAsia="Times New Roman" w:hAnsi="Times New Roman" w:cs="Times New Roman"/>
-          <w:b w:val="0"/>
-          <w:bCs w:val="0"/>
-          <w:i w:val="0"/>
-          <w:iCs w:val="0"/>
-          <w:sz w:val="18"/>
-          <w:szCs w:val="18"/>
-        </w:rPr>
-      </w:pPr>
-    </w:p>
-    <w:p>
-      <w:pPr>
-        <w:pStyle w:val="Heading1"/>
-        <w:spacing w:before="46"/>
-        <w:rPr>
-          <w:i w:val="0"/>
-          <w:iCs w:val="0"/>
-          <w:sz w:val="18"/>
-          <w:szCs w:val="18"/>
-        </w:rPr>
-      </w:pPr>
-      <w:r>
-        <w:rPr>
-          <w:spacing w:val="-2"/>
-          <w:sz w:val="18"/>
-          <w:szCs w:val="18"/>
-        </w:rPr>
-        <w:t xml:space="preserve"> </w:t>
-      </w:r>
-      <w:r>
-        <w:rPr>
-          <w:sz w:val="18"/>
-          <w:szCs w:val="18"/>
-        </w:rPr>
-        <w:t>Customer Lifetime Value Engine</w:t>
-      </w:r>
-      <w:r>
-        <w:rPr>
-          <w:rFonts w:ascii="Times New Roman" w:eastAsia="Times New Roman" w:hAnsi="Times New Roman" w:cs="Times New Roman"/>
-          <w:b w:val="0"/>
-          <w:bCs w:val="0"/>
-          <w:i w:val="0"/>
-          <w:iCs w:val="0"/>
-          <w:sz w:val="18"/>
-          <w:szCs w:val="18"/>
-        </w:rPr>
-        <w:t xml:space="preserve"> </w:t>
+      </w:pPr>
+      <w:r>
+        <w:rPr>
+          <w:sz w:val="18"/>
+          <w:szCs w:val="18"/>
+        </w:rPr>
+        <w:t xml:space="preserve">RedisLite </w:t>
       </w:r>
       <w:r>
         <w:rPr>
@@ -1615,7 +1707,7 @@
             <w:rStyle w:val="Hyperlink"/>
             <w:i w:val="0"/>
             <w:iCs w:val="0"/>
-            <w:color w:val="auto"/>
+            <w:color w:val="000000" w:themeColor="text1"/>
             <w:spacing w:val="-2"/>
             <w:sz w:val="18"/>
             <w:szCs w:val="18"/>
@@ -1623,6 +1715,16 @@
           <w:t>LINK</w:t>
         </w:r>
       </w:hyperlink>
+      <w:r>
+        <w:rPr>
+          <w:rStyle w:val="Hyperlink"/>
+          <w:color w:val="000000" w:themeColor="text1"/>
+          <w:spacing w:val="-2"/>
+          <w:sz w:val="18"/>
+          <w:szCs w:val="18"/>
+        </w:rPr>
+        <w:t xml:space="preserve"> </w:t>
+      </w:r>
     </w:p>
     <w:p>
       <w:pPr>
@@ -1636,7 +1738,7 @@
           <w:tab w:val="num" w:pos="284"/>
         </w:tabs>
         <w:spacing w:before="46"/>
-        <w:ind w:left="284" w:hanging="142"/>
+        <w:ind w:left="284" w:right="24" w:hanging="142"/>
         <w:rPr>
           <w:rFonts w:ascii="Times New Roman" w:eastAsia="Times New Roman" w:hAnsi="Times New Roman" w:cs="Times New Roman"/>
           <w:b w:val="0"/>
@@ -1657,9 +1759,22 @@
           <w:sz w:val="18"/>
           <w:szCs w:val="18"/>
         </w:rPr>
-        <w:t>Developed</w:t>
-      </w:r>
-      <w:r>
+        <w:t>Engineered a Redis-inspired in-memory key-value database in Python with a custom RESP parser, multithreaded TCP server, thread-safe storage, O(1) LRU caching, and TTL expiration for concurrent request processing.</w:t>
+      </w:r>
+    </w:p>
+    <w:p>
+      <w:pPr>
+        <w:pStyle w:val="Heading1"/>
+        <w:numPr>
+          <w:ilvl w:val="0"/>
+          <w:numId w:val="8"/>
+        </w:numPr>
+        <w:tabs>
+          <w:tab w:val="clear" w:pos="720"/>
+          <w:tab w:val="num" w:pos="284"/>
+        </w:tabs>
+        <w:spacing w:before="46"/>
+        <w:ind w:left="284" w:right="24" w:hanging="142"/>
         <w:rPr>
           <w:rFonts w:ascii="Times New Roman" w:eastAsia="Times New Roman" w:hAnsi="Times New Roman" w:cs="Times New Roman"/>
           <w:b w:val="0"/>
@@ -1669,7 +1784,18 @@
           <w:sz w:val="18"/>
           <w:szCs w:val="18"/>
         </w:rPr>
-        <w:t xml:space="preserve"> an end-to-end Customer Lifetime Value (CLV) engine using BG/NBD and Gamma-Gamma probabilistic models on 1M+ retail transactions, forecasting 12-month CLV for 4,000+ customers with churn-risk scoring and value-based segmentation.</w:t>
+      </w:pPr>
+      <w:r>
+        <w:rPr>
+          <w:rFonts w:ascii="Times New Roman" w:eastAsia="Times New Roman" w:hAnsi="Times New Roman" w:cs="Times New Roman"/>
+          <w:b w:val="0"/>
+          <w:bCs w:val="0"/>
+          <w:i w:val="0"/>
+          <w:iCs w:val="0"/>
+          <w:sz w:val="18"/>
+          <w:szCs w:val="18"/>
+        </w:rPr>
+        <w:t>Implemented Write-Ahead Logging (WAL), atomic log compaction, and automatic crash recovery to ensure durable persistence and data consistency under failures and concurrent workloads.</w:t>
       </w:r>
     </w:p>
     <w:p>
@@ -1684,7 +1810,7 @@
           <w:tab w:val="num" w:pos="284"/>
         </w:tabs>
         <w:spacing w:before="46"/>
-        <w:ind w:left="284" w:hanging="142"/>
+        <w:ind w:left="284" w:right="24" w:hanging="142"/>
         <w:rPr>
           <w:rFonts w:ascii="Times New Roman" w:eastAsia="Times New Roman" w:hAnsi="Times New Roman" w:cs="Times New Roman"/>
           <w:b w:val="0"/>
@@ -1705,112 +1831,40 @@
           <w:sz w:val="18"/>
           <w:szCs w:val="18"/>
         </w:rPr>
-        <w:t xml:space="preserve">Developed an interactive </w:t>
-      </w:r>
-      <w:proofErr w:type="spellStart"/>
-      <w:r>
-        <w:rPr>
-          <w:rFonts w:ascii="Times New Roman" w:eastAsia="Times New Roman" w:hAnsi="Times New Roman" w:cs="Times New Roman"/>
-          <w:b w:val="0"/>
-          <w:bCs w:val="0"/>
+        <w:t>Developed 46 PyTest tests covering concurrency, edge cases, and recovery scenarios; benchmarked 619K SET ops/sec in-memory and 2.8K ops/sec with WAL persistence to validate reliability and performance.</w:t>
+      </w:r>
+    </w:p>
+    <w:p>
+      <w:pPr>
+        <w:pStyle w:val="Heading1"/>
+        <w:rPr>
+          <w:sz w:val="18"/>
+          <w:szCs w:val="18"/>
+        </w:rPr>
+      </w:pPr>
+    </w:p>
+    <w:p>
+      <w:pPr>
+        <w:pStyle w:val="Heading1"/>
+        <w:rPr>
           <w:i w:val="0"/>
           <w:iCs w:val="0"/>
           <w:sz w:val="18"/>
           <w:szCs w:val="18"/>
         </w:rPr>
-        <w:t>Streamlit</w:t>
-      </w:r>
-      <w:proofErr w:type="spellEnd"/>
-      <w:r>
-        <w:rPr>
-          <w:rFonts w:ascii="Times New Roman" w:eastAsia="Times New Roman" w:hAnsi="Times New Roman" w:cs="Times New Roman"/>
-          <w:b w:val="0"/>
-          <w:bCs w:val="0"/>
+      </w:pPr>
+      <w:r>
+        <w:rPr>
+          <w:sz w:val="18"/>
+          <w:szCs w:val="18"/>
+        </w:rPr>
+        <w:t xml:space="preserve">Docwise </w:t>
+      </w:r>
+      <w:r>
+        <w:rPr>
           <w:i w:val="0"/>
           <w:iCs w:val="0"/>
-          <w:sz w:val="18"/>
-          <w:szCs w:val="18"/>
-        </w:rPr>
-        <w:t xml:space="preserve"> retention analytics platform with a campaign ROI simulator and Power BI dashboard, enabling data-driven targeting of high-value at-risk customers through probabilistic purchase and survival </w:t>
-      </w:r>
-      <w:r>
-        <w:rPr>
-          <w:rFonts w:ascii="Times New Roman" w:eastAsia="Times New Roman" w:hAnsi="Times New Roman" w:cs="Times New Roman"/>
-          <w:b w:val="0"/>
-          <w:bCs w:val="0"/>
-          <w:i w:val="0"/>
-          <w:iCs w:val="0"/>
-          <w:sz w:val="18"/>
-          <w:szCs w:val="18"/>
-        </w:rPr>
-        <w:t>modelling</w:t>
-      </w:r>
-      <w:r>
-        <w:rPr>
-          <w:rFonts w:ascii="Times New Roman" w:eastAsia="Times New Roman" w:hAnsi="Times New Roman" w:cs="Times New Roman"/>
-          <w:b w:val="0"/>
-          <w:bCs w:val="0"/>
-          <w:i w:val="0"/>
-          <w:iCs w:val="0"/>
-          <w:sz w:val="18"/>
-          <w:szCs w:val="18"/>
-        </w:rPr>
-        <w:t>.</w:t>
-      </w:r>
-    </w:p>
-    <w:p>
-      <w:pPr>
-        <w:pStyle w:val="Heading1"/>
-        <w:tabs>
-          <w:tab w:val="num" w:pos="284"/>
-        </w:tabs>
-        <w:spacing w:before="46"/>
-        <w:ind w:left="284"/>
-        <w:rPr>
-          <w:rFonts w:ascii="Times New Roman" w:eastAsia="Times New Roman" w:hAnsi="Times New Roman" w:cs="Times New Roman"/>
-          <w:b w:val="0"/>
-          <w:bCs w:val="0"/>
-          <w:i w:val="0"/>
-          <w:iCs w:val="0"/>
-          <w:sz w:val="18"/>
-          <w:szCs w:val="18"/>
-        </w:rPr>
-      </w:pPr>
-    </w:p>
-    <w:p>
-      <w:pPr>
-        <w:pStyle w:val="Heading1"/>
-        <w:spacing w:before="19"/>
-        <w:ind w:left="720" w:hanging="512"/>
-        <w:rPr>
-          <w:i w:val="0"/>
-          <w:iCs w:val="0"/>
-          <w:sz w:val="18"/>
-          <w:szCs w:val="18"/>
-        </w:rPr>
-      </w:pPr>
-      <w:proofErr w:type="spellStart"/>
-      <w:r>
-        <w:rPr>
-          <w:sz w:val="18"/>
-          <w:szCs w:val="18"/>
-        </w:rPr>
-        <w:t>Docwise</w:t>
-      </w:r>
-      <w:proofErr w:type="spellEnd"/>
-      <w:r>
-        <w:rPr>
-          <w:spacing w:val="-5"/>
-          <w:sz w:val="18"/>
-          <w:szCs w:val="18"/>
-        </w:rPr>
-        <w:t xml:space="preserve"> </w:t>
-      </w:r>
-      <w:r>
-        <w:rPr>
-          <w:i w:val="0"/>
-          <w:iCs w:val="0"/>
-          <w:spacing w:val="-5"/>
+          <w:spacing w:val="-2"/>
           <w:sz w:val="18"/>
           <w:szCs w:val="18"/>
         </w:rPr>
@@ -1822,7 +1876,7 @@
             <w:rStyle w:val="Hyperlink"/>
             <w:i w:val="0"/>
             <w:iCs w:val="0"/>
-            <w:color w:val="auto"/>
+            <w:color w:val="000000" w:themeColor="text1"/>
             <w:spacing w:val="-2"/>
             <w:sz w:val="18"/>
             <w:szCs w:val="18"/>
@@ -1830,6 +1884,16 @@
           <w:t>LINK</w:t>
         </w:r>
       </w:hyperlink>
+      <w:r>
+        <w:rPr>
+          <w:rStyle w:val="Hyperlink"/>
+          <w:color w:val="000000" w:themeColor="text1"/>
+          <w:spacing w:val="-2"/>
+          <w:sz w:val="18"/>
+          <w:szCs w:val="18"/>
+        </w:rPr>
+        <w:t xml:space="preserve"> </w:t>
+      </w:r>
     </w:p>
     <w:p>
       <w:pPr>
@@ -1843,7 +1907,7 @@
           <w:tab w:val="num" w:pos="284"/>
         </w:tabs>
         <w:spacing w:before="46"/>
-        <w:ind w:left="284" w:hanging="142"/>
+        <w:ind w:left="284" w:right="24" w:hanging="142"/>
         <w:rPr>
           <w:rFonts w:ascii="Times New Roman" w:eastAsia="Times New Roman" w:hAnsi="Times New Roman" w:cs="Times New Roman"/>
           <w:b w:val="0"/>
@@ -1864,10 +1928,22 @@
           <w:sz w:val="18"/>
           <w:szCs w:val="18"/>
         </w:rPr>
-        <w:t xml:space="preserve">Engineered </w:t>
-      </w:r>
-      <w:proofErr w:type="spellStart"/>
-      <w:r>
+        <w:t xml:space="preserve">Engineered an end-to-end RAG-based AI document pipeline using Google Gemini, NLP, TF-IDF retrieval, and intelligent chunking, achieving 95%+ query accuracy on PDFs exceeding 200 pages. </w:t>
+      </w:r>
+    </w:p>
+    <w:p>
+      <w:pPr>
+        <w:pStyle w:val="Heading1"/>
+        <w:numPr>
+          <w:ilvl w:val="0"/>
+          <w:numId w:val="8"/>
+        </w:numPr>
+        <w:tabs>
+          <w:tab w:val="clear" w:pos="720"/>
+          <w:tab w:val="num" w:pos="284"/>
+        </w:tabs>
+        <w:spacing w:before="46"/>
+        <w:ind w:left="284" w:right="24" w:hanging="142"/>
         <w:rPr>
           <w:rFonts w:ascii="Times New Roman" w:eastAsia="Times New Roman" w:hAnsi="Times New Roman" w:cs="Times New Roman"/>
           <w:b w:val="0"/>
@@ -1877,9 +1953,7 @@
           <w:sz w:val="18"/>
           <w:szCs w:val="18"/>
         </w:rPr>
-        <w:t>Docwise’s</w:t>
-      </w:r>
-      <w:proofErr w:type="spellEnd"/>
+      </w:pPr>
       <w:r>
         <w:rPr>
           <w:rFonts w:ascii="Times New Roman" w:eastAsia="Times New Roman" w:hAnsi="Times New Roman" w:cs="Times New Roman"/>
@@ -1890,7 +1964,7 @@
           <w:sz w:val="18"/>
           <w:szCs w:val="18"/>
         </w:rPr>
-        <w:t xml:space="preserve"> AI-powered PDF Q&amp;A system using Google Gemini, enabling high-accuracy (95%+) document querying and reducing manual search time by 40%.</w:t>
+        <w:t>Developed automated document-processing workflows covering extraction, chunking, retrieval, contextual ranking, and LLM-based response generation.</w:t>
       </w:r>
     </w:p>
     <w:p>
@@ -1905,7 +1979,7 @@
           <w:tab w:val="num" w:pos="284"/>
         </w:tabs>
         <w:spacing w:before="46"/>
-        <w:ind w:left="284" w:hanging="142"/>
+        <w:ind w:left="284" w:right="24" w:hanging="142"/>
         <w:rPr>
           <w:rFonts w:ascii="Times New Roman" w:eastAsia="Times New Roman" w:hAnsi="Times New Roman" w:cs="Times New Roman"/>
           <w:b w:val="0"/>
@@ -1926,10 +2000,91 @@
           <w:sz w:val="18"/>
           <w:szCs w:val="18"/>
         </w:rPr>
-        <w:t xml:space="preserve">Implemented TF-IDF </w:t>
-      </w:r>
-      <w:proofErr w:type="spellStart"/>
-      <w:r>
+        <w:t>Improved AI output reliability and validation through retrieval tuning, prompt engineering, and hallucination-aware checks, increasing contextual relevance and answer consistency.</w:t>
+      </w:r>
+    </w:p>
+    <w:p>
+      <w:pPr>
+        <w:pStyle w:val="Heading1"/>
+        <w:ind w:left="0"/>
+        <w:rPr>
+          <w:sz w:val="18"/>
+          <w:szCs w:val="18"/>
+        </w:rPr>
+      </w:pPr>
+    </w:p>
+    <w:p>
+      <w:pPr>
+        <w:pStyle w:val="Heading1"/>
+        <w:rPr>
+          <w:i w:val="0"/>
+          <w:iCs w:val="0"/>
+          <w:sz w:val="18"/>
+          <w:szCs w:val="18"/>
+        </w:rPr>
+      </w:pPr>
+      <w:r>
+        <w:rPr>
+          <w:sz w:val="18"/>
+          <w:szCs w:val="18"/>
+        </w:rPr>
+        <w:t>API Rate Limiter Library</w:t>
+      </w:r>
+      <w:r>
+        <w:rPr>
+          <w:sz w:val="18"/>
+          <w:szCs w:val="18"/>
+        </w:rPr>
+        <w:t xml:space="preserve"> </w:t>
+      </w:r>
+      <w:r>
+        <w:rPr>
+          <w:i w:val="0"/>
+          <w:iCs w:val="0"/>
+          <w:spacing w:val="-2"/>
+          <w:sz w:val="18"/>
+          <w:szCs w:val="18"/>
+        </w:rPr>
+        <w:t>|</w:t>
+      </w:r>
+      <w:hyperlink r:id="rId14" w:history="1">
+        <w:r>
+          <w:rPr>
+            <w:rStyle w:val="Hyperlink"/>
+            <w:i w:val="0"/>
+            <w:iCs w:val="0"/>
+            <w:color w:val="000000" w:themeColor="text1"/>
+            <w:spacing w:val="-2"/>
+            <w:sz w:val="18"/>
+            <w:szCs w:val="18"/>
+          </w:rPr>
+          <w:t>LINK</w:t>
+        </w:r>
+      </w:hyperlink>
+      <w:r>
+        <w:rPr>
+          <w:rStyle w:val="Hyperlink"/>
+          <w:color w:val="000000" w:themeColor="text1"/>
+          <w:spacing w:val="-2"/>
+          <w:sz w:val="18"/>
+          <w:szCs w:val="18"/>
+        </w:rPr>
+        <w:t xml:space="preserve"> </w:t>
+      </w:r>
+    </w:p>
+    <w:p>
+      <w:pPr>
+        <w:pStyle w:val="Heading1"/>
+        <w:numPr>
+          <w:ilvl w:val="0"/>
+          <w:numId w:val="8"/>
+        </w:numPr>
+        <w:tabs>
+          <w:tab w:val="clear" w:pos="720"/>
+          <w:tab w:val="num" w:pos="284"/>
+        </w:tabs>
+        <w:spacing w:before="46"/>
+        <w:ind w:left="284" w:right="24" w:hanging="142"/>
         <w:rPr>
           <w:rFonts w:ascii="Times New Roman" w:eastAsia="Times New Roman" w:hAnsi="Times New Roman" w:cs="Times New Roman"/>
           <w:b w:val="0"/>
@@ -1939,9 +2094,7 @@
           <w:sz w:val="18"/>
           <w:szCs w:val="18"/>
         </w:rPr>
-        <w:t>vectorisation</w:t>
-      </w:r>
-      <w:proofErr w:type="spellEnd"/>
+      </w:pPr>
       <w:r>
         <w:rPr>
           <w:rFonts w:ascii="Times New Roman" w:eastAsia="Times New Roman" w:hAnsi="Times New Roman" w:cs="Times New Roman"/>
@@ -1952,7 +2105,7 @@
           <w:sz w:val="18"/>
           <w:szCs w:val="18"/>
         </w:rPr>
-        <w:t>, chunking, and real-time processing pipelines for PDFs exceeding 200+ pages, improving system scalability and responsiveness.</w:t>
+        <w:t xml:space="preserve">Built a Python rate-limiting library implementing five throttling algorithms, Redis integration, and reusable Flask/FastAPI middleware for API automation and reliable traffic control. </w:t>
       </w:r>
     </w:p>
     <w:p>
@@ -1967,7 +2120,7 @@
           <w:tab w:val="num" w:pos="284"/>
         </w:tabs>
         <w:spacing w:before="46"/>
-        <w:ind w:left="284" w:hanging="142"/>
+        <w:ind w:left="284" w:right="24" w:hanging="142"/>
         <w:rPr>
           <w:rFonts w:ascii="Times New Roman" w:eastAsia="Times New Roman" w:hAnsi="Times New Roman" w:cs="Times New Roman"/>
           <w:b w:val="0"/>
@@ -1988,10 +2141,22 @@
           <w:sz w:val="18"/>
           <w:szCs w:val="18"/>
         </w:rPr>
-        <w:t xml:space="preserve">Designed and integrated chat history and session management in </w:t>
-      </w:r>
-      <w:proofErr w:type="spellStart"/>
-      <w:r>
+        <w:t xml:space="preserve">Designed a modular, thread-safe architecture with pluggable storage backends to support concurrent request handling and reliable API behavior across application environments. </w:t>
+      </w:r>
+    </w:p>
+    <w:p>
+      <w:pPr>
+        <w:pStyle w:val="Heading1"/>
+        <w:numPr>
+          <w:ilvl w:val="0"/>
+          <w:numId w:val="8"/>
+        </w:numPr>
+        <w:tabs>
+          <w:tab w:val="clear" w:pos="720"/>
+          <w:tab w:val="num" w:pos="284"/>
+        </w:tabs>
+        <w:spacing w:before="46"/>
+        <w:ind w:left="284" w:right="24" w:hanging="142"/>
         <w:rPr>
           <w:rFonts w:ascii="Times New Roman" w:eastAsia="Times New Roman" w:hAnsi="Times New Roman" w:cs="Times New Roman"/>
           <w:b w:val="0"/>
@@ -2001,9 +2166,7 @@
           <w:sz w:val="18"/>
           <w:szCs w:val="18"/>
         </w:rPr>
-        <w:t>Streamlit</w:t>
-      </w:r>
-      <w:proofErr w:type="spellEnd"/>
+      </w:pPr>
       <w:r>
         <w:rPr>
           <w:rFonts w:ascii="Times New Roman" w:eastAsia="Times New Roman" w:hAnsi="Times New Roman" w:cs="Times New Roman"/>
@@ -2014,32 +2177,14 @@
           <w:sz w:val="18"/>
           <w:szCs w:val="18"/>
         </w:rPr>
-        <w:t>, boosting usability and user retention by 35%</w:t>
-      </w:r>
-      <w:r>
-        <w:rPr>
-          <w:rFonts w:ascii="Times New Roman" w:eastAsia="Times New Roman" w:hAnsi="Times New Roman" w:cs="Times New Roman"/>
-          <w:b w:val="0"/>
-          <w:bCs w:val="0"/>
-          <w:i w:val="0"/>
-          <w:iCs w:val="0"/>
-          <w:sz w:val="18"/>
-          <w:szCs w:val="18"/>
-        </w:rPr>
-        <w:t>.</w:t>
+        <w:t xml:space="preserve"> Developed 30+ PyTest automated tests covering concurrency, edge cases, and algorithm correctness, and packaged the library on PyPI for reusable software development.</w:t>
       </w:r>
     </w:p>
     <w:p>
       <w:pPr>
         <w:pStyle w:val="Heading1"/>
-        <w:spacing w:before="46"/>
         <w:ind w:left="0"/>
         <w:rPr>
-          <w:rFonts w:ascii="Times New Roman" w:eastAsia="Times New Roman" w:hAnsi="Times New Roman" w:cs="Times New Roman"/>
-          <w:b w:val="0"/>
-          <w:bCs w:val="0"/>
-          <w:i w:val="0"/>
-          <w:iCs w:val="0"/>
           <w:sz w:val="18"/>
           <w:szCs w:val="18"/>
         </w:rPr>
@@ -2131,7 +2276,7 @@
               </wp:anchor>
             </w:drawing>
           </mc:Choice>
-          <mc:Fallback>
+          <mc:Fallback xmlns:w16cei="http://schemas.microsoft.com/office/word/2026/wordml/cei">
             <w:pict>
               <v:shape w14:anchorId="554EC1D7" id="Graphic 12" o:spid="_x0000_s1026" style="position:absolute;margin-left:60pt;margin-top:15.05pt;width:476.25pt;height:.7pt;z-index:15730176;visibility:visible;mso-wrap-style:square;mso-wrap-distance-left:0;mso-wrap-distance-top:0;mso-wrap-distance-right:0;mso-wrap-distance-bottom:0;mso-position-horizontal:absolute;mso-position-horizontal-relative:page;mso-position-vertical:absolute;mso-position-vertical-relative:text;v-text-anchor:top" coordsize="6048375,8890" o:gfxdata="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" path="m6047867,l,,,8893r6047867,l6047867,xe" fillcolor="black" stroked="f">
                 <v:path arrowok="t"/>
@@ -2148,35 +2293,54 @@
         </w:rPr>
         <w:t>Certifications</w:t>
       </w:r>
+      <w:r>
+        <w:rPr>
+          <w:sz w:val="18"/>
+          <w:szCs w:val="18"/>
+        </w:rPr>
+        <w:br/>
+      </w:r>
     </w:p>
     <w:p>
       <w:pPr>
-        <w:tabs>
-          <w:tab w:val="right" w:pos="9040"/>
-        </w:tabs>
-        <w:spacing w:before="180"/>
-        <w:ind w:left="141"/>
-        <w:jc w:val="both"/>
-        <w:rPr>
-          <w:b/>
-          <w:i/>
-          <w:sz w:val="18"/>
-          <w:szCs w:val="18"/>
-        </w:rPr>
-      </w:pPr>
-      <w:r>
-        <w:rPr>
-          <w:b/>
-          <w:bCs/>
-          <w:sz w:val="18"/>
-          <w:szCs w:val="18"/>
-        </w:rPr>
-        <w:t>Oracle Cloud Infrastructure 2025 Certified AI Foundations Associate</w:t>
-      </w:r>
-      <w:r>
-        <w:rPr>
-          <w:b/>
-          <w:bCs/>
+        <w:pStyle w:val="Heading1"/>
+        <w:numPr>
+          <w:ilvl w:val="0"/>
+          <w:numId w:val="8"/>
+        </w:numPr>
+        <w:tabs>
+          <w:tab w:val="clear" w:pos="720"/>
+          <w:tab w:val="num" w:pos="284"/>
+        </w:tabs>
+        <w:spacing w:before="46"/>
+        <w:ind w:left="284" w:right="24" w:hanging="142"/>
+        <w:rPr>
+          <w:rFonts w:ascii="Times New Roman" w:eastAsia="Times New Roman" w:hAnsi="Times New Roman" w:cs="Times New Roman"/>
+          <w:b w:val="0"/>
+          <w:bCs w:val="0"/>
+          <w:i w:val="0"/>
+          <w:iCs w:val="0"/>
+          <w:sz w:val="18"/>
+          <w:szCs w:val="18"/>
+        </w:rPr>
+      </w:pPr>
+      <w:r>
+        <w:rPr>
+          <w:rFonts w:ascii="Times New Roman" w:eastAsia="Times New Roman" w:hAnsi="Times New Roman" w:cs="Times New Roman"/>
+          <w:b w:val="0"/>
+          <w:bCs w:val="0"/>
+          <w:i w:val="0"/>
+          <w:iCs w:val="0"/>
+          <w:sz w:val="18"/>
+          <w:szCs w:val="18"/>
+        </w:rPr>
+        <w:t>Oracle Cloud Infrastructure 2025 Certified Generative AI Professional</w:t>
+      </w:r>
+      <w:r>
+        <w:rPr>
+          <w:rFonts w:ascii="Times New Roman" w:eastAsia="Times New Roman" w:hAnsi="Times New Roman" w:cs="Times New Roman"/>
+          <w:i w:val="0"/>
+          <w:iCs w:val="0"/>
           <w:sz w:val="18"/>
           <w:szCs w:val="18"/>
         </w:rPr>
@@ -2184,32 +2348,32 @@
       </w:r>
       <w:r>
         <w:rPr>
-          <w:b/>
-          <w:bCs/>
-          <w:color w:val="000000" w:themeColor="text1"/>
+          <w:rFonts w:ascii="Times New Roman" w:eastAsia="Times New Roman" w:hAnsi="Times New Roman" w:cs="Times New Roman"/>
+          <w:i w:val="0"/>
+          <w:iCs w:val="0"/>
           <w:sz w:val="18"/>
           <w:szCs w:val="18"/>
         </w:rPr>
         <w:t>|</w:t>
       </w:r>
-      <w:hyperlink r:id="rId14" w:history="1">
+      <w:hyperlink r:id="rId15" w:history="1">
         <w:r>
           <w:rPr>
-            <w:rStyle w:val="Hyperlink"/>
-            <w:rFonts w:asciiTheme="minorHAnsi" w:hAnsiTheme="minorHAnsi" w:cstheme="minorHAnsi"/>
-            <w:b/>
-            <w:bCs/>
-            <w:color w:val="000000" w:themeColor="text1"/>
+            <w:rFonts w:asciiTheme="minorHAnsi" w:eastAsia="Times New Roman" w:hAnsiTheme="minorHAnsi" w:cstheme="minorHAnsi"/>
+            <w:i w:val="0"/>
+            <w:iCs w:val="0"/>
             <w:sz w:val="18"/>
             <w:szCs w:val="18"/>
+            <w:u w:val="single"/>
           </w:rPr>
           <w:t>LINK</w:t>
         </w:r>
       </w:hyperlink>
       <w:r>
         <w:rPr>
-          <w:b/>
-          <w:bCs/>
+          <w:rFonts w:ascii="Times New Roman" w:eastAsia="Times New Roman" w:hAnsi="Times New Roman" w:cs="Times New Roman"/>
+          <w:i w:val="0"/>
+          <w:iCs w:val="0"/>
           <w:sz w:val="18"/>
           <w:szCs w:val="18"/>
         </w:rPr>
@@ -2217,9 +2381,49 @@
       </w:r>
       <w:r>
         <w:rPr>
-          <w:b/>
-          <w:i/>
-          <w:spacing w:val="-4"/>
+          <w:rFonts w:ascii="Times New Roman" w:eastAsia="Times New Roman" w:hAnsi="Times New Roman" w:cs="Times New Roman"/>
+          <w:i w:val="0"/>
+          <w:iCs w:val="0"/>
+          <w:sz w:val="18"/>
+          <w:szCs w:val="18"/>
+        </w:rPr>
+        <w:tab/>
+      </w:r>
+      <w:r>
+        <w:rPr>
+          <w:rFonts w:ascii="Times New Roman" w:eastAsia="Times New Roman" w:hAnsi="Times New Roman" w:cs="Times New Roman"/>
+          <w:i w:val="0"/>
+          <w:iCs w:val="0"/>
+          <w:sz w:val="18"/>
+          <w:szCs w:val="18"/>
+        </w:rPr>
+        <w:tab/>
+      </w:r>
+      <w:r>
+        <w:rPr>
+          <w:rFonts w:ascii="Times New Roman" w:eastAsia="Times New Roman" w:hAnsi="Times New Roman" w:cs="Times New Roman"/>
+          <w:i w:val="0"/>
+          <w:iCs w:val="0"/>
+          <w:sz w:val="18"/>
+          <w:szCs w:val="18"/>
+        </w:rPr>
+        <w:tab/>
+      </w:r>
+      <w:r>
+        <w:rPr>
+          <w:rFonts w:ascii="Times New Roman" w:eastAsia="Times New Roman" w:hAnsi="Times New Roman" w:cs="Times New Roman"/>
+          <w:i w:val="0"/>
+          <w:iCs w:val="0"/>
+          <w:sz w:val="18"/>
+          <w:szCs w:val="18"/>
+        </w:rPr>
+        <w:tab/>
+      </w:r>
+      <w:r>
+        <w:rPr>
+          <w:rFonts w:ascii="Times New Roman" w:eastAsia="Times New Roman" w:hAnsi="Times New Roman" w:cs="Times New Roman"/>
+          <w:i w:val="0"/>
+          <w:iCs w:val="0"/>
           <w:sz w:val="18"/>
           <w:szCs w:val="18"/>
         </w:rPr>
@@ -2227,364 +2431,19 @@
       </w:r>
       <w:r>
         <w:rPr>
-          <w:b/>
-          <w:i/>
-          <w:spacing w:val="-4"/>
+          <w:rFonts w:ascii="Times New Roman" w:eastAsia="Times New Roman" w:hAnsi="Times New Roman" w:cs="Times New Roman"/>
+          <w:i w:val="0"/>
+          <w:iCs w:val="0"/>
           <w:sz w:val="18"/>
           <w:szCs w:val="18"/>
         </w:rPr>
         <w:t>6</w:t>
-      </w:r>
-    </w:p>
-    <w:p>
-      <w:pPr>
-        <w:pStyle w:val="BodyText"/>
-        <w:numPr>
-          <w:ilvl w:val="0"/>
-          <w:numId w:val="6"/>
-        </w:numPr>
-        <w:spacing w:before="76" w:line="314" w:lineRule="auto"/>
-        <w:ind w:left="426" w:hanging="158"/>
-        <w:rPr>
-          <w:sz w:val="18"/>
-          <w:szCs w:val="18"/>
-        </w:rPr>
-      </w:pPr>
-      <w:r>
-        <w:rPr>
-          <w:sz w:val="18"/>
-          <w:szCs w:val="18"/>
-        </w:rPr>
-        <w:t>Demonstrated foundational knowledge of AI, Machine Learning, Generative AI, Large Language Models, and Oracle Cloud AI services.</w:t>
-      </w:r>
-    </w:p>
-    <w:p>
-      <w:pPr>
-        <w:tabs>
-          <w:tab w:val="right" w:pos="9040"/>
-        </w:tabs>
-        <w:spacing w:before="180"/>
-        <w:ind w:left="141"/>
-        <w:jc w:val="both"/>
-        <w:rPr>
-          <w:b/>
-          <w:i/>
-          <w:sz w:val="18"/>
-          <w:szCs w:val="18"/>
-        </w:rPr>
-      </w:pPr>
-      <w:r>
-        <w:rPr>
-          <w:b/>
-          <w:bCs/>
-          <w:sz w:val="18"/>
-          <w:szCs w:val="18"/>
-        </w:rPr>
-        <w:t>BCG Data Science Job Simulation</w:t>
-      </w:r>
-      <w:r>
-        <w:rPr>
-          <w:b/>
-          <w:bCs/>
-          <w:sz w:val="18"/>
-          <w:szCs w:val="18"/>
-        </w:rPr>
-        <w:t xml:space="preserve"> </w:t>
-      </w:r>
-      <w:r>
-        <w:rPr>
-          <w:b/>
-          <w:bCs/>
-          <w:sz w:val="18"/>
-          <w:szCs w:val="18"/>
-          <w:lang w:val="en-IN"/>
-        </w:rPr>
-        <w:t>|</w:t>
-      </w:r>
-      <w:hyperlink r:id="rId15" w:history="1">
-        <w:r>
-          <w:rPr>
-            <w:rStyle w:val="Hyperlink"/>
-            <w:rFonts w:asciiTheme="minorHAnsi" w:hAnsiTheme="minorHAnsi" w:cstheme="minorHAnsi"/>
-            <w:b/>
-            <w:bCs/>
-            <w:color w:val="auto"/>
-            <w:sz w:val="18"/>
-            <w:szCs w:val="18"/>
-            <w:lang w:val="en-IN"/>
-          </w:rPr>
-          <w:t>LINK</w:t>
-        </w:r>
-      </w:hyperlink>
-      <w:r>
-        <w:rPr>
-          <w:b/>
-          <w:i/>
-          <w:sz w:val="18"/>
-          <w:szCs w:val="18"/>
-        </w:rPr>
-        <w:tab/>
-      </w:r>
-      <w:r>
-        <w:rPr>
-          <w:b/>
-          <w:i/>
-          <w:spacing w:val="-4"/>
-          <w:sz w:val="18"/>
-          <w:szCs w:val="18"/>
-        </w:rPr>
-        <w:t>2025</w:t>
-      </w:r>
-    </w:p>
-    <w:p>
-      <w:pPr>
-        <w:pStyle w:val="BodyText"/>
-        <w:numPr>
-          <w:ilvl w:val="0"/>
-          <w:numId w:val="6"/>
-        </w:numPr>
-        <w:spacing w:before="76" w:line="314" w:lineRule="auto"/>
-        <w:ind w:left="426" w:hanging="158"/>
-        <w:rPr>
-          <w:sz w:val="18"/>
-          <w:szCs w:val="18"/>
-        </w:rPr>
-      </w:pPr>
-      <w:r>
-        <w:rPr>
-          <w:sz w:val="18"/>
-          <w:szCs w:val="18"/>
-        </w:rPr>
-        <w:t xml:space="preserve">Performed customer churn analysis using Python (Pandas, NumPy), built and </w:t>
-      </w:r>
-      <w:proofErr w:type="spellStart"/>
-      <w:r>
-        <w:rPr>
-          <w:sz w:val="18"/>
-          <w:szCs w:val="18"/>
-        </w:rPr>
-        <w:t>optimised</w:t>
-      </w:r>
-      <w:proofErr w:type="spellEnd"/>
-      <w:r>
-        <w:rPr>
-          <w:sz w:val="18"/>
-          <w:szCs w:val="18"/>
-        </w:rPr>
-        <w:t xml:space="preserve"> a Random Forest model achieving 50% recall, and delivered data-driven business recommendations through </w:t>
-      </w:r>
-      <w:proofErr w:type="spellStart"/>
-      <w:r>
-        <w:rPr>
-          <w:sz w:val="18"/>
-          <w:szCs w:val="18"/>
-        </w:rPr>
-        <w:t>visualisations</w:t>
-      </w:r>
-      <w:proofErr w:type="spellEnd"/>
-      <w:r>
-        <w:rPr>
-          <w:sz w:val="18"/>
-          <w:szCs w:val="18"/>
-        </w:rPr>
-        <w:t xml:space="preserve"> and executive reporting.</w:t>
-      </w:r>
-    </w:p>
-    <w:p>
-      <w:pPr>
-        <w:tabs>
-          <w:tab w:val="right" w:pos="9040"/>
-        </w:tabs>
-        <w:spacing w:before="180"/>
-        <w:ind w:left="141"/>
-        <w:jc w:val="both"/>
-        <w:rPr>
-          <w:b/>
-          <w:i/>
-          <w:sz w:val="18"/>
-          <w:szCs w:val="18"/>
-        </w:rPr>
-      </w:pPr>
-      <w:r>
-        <w:rPr>
-          <w:b/>
-          <w:bCs/>
-          <w:sz w:val="18"/>
-          <w:szCs w:val="18"/>
-        </w:rPr>
-        <w:t>AWS APAC Solutions Architecture virtual experience program</w:t>
-      </w:r>
-      <w:r>
-        <w:rPr>
-          <w:b/>
-          <w:bCs/>
-          <w:sz w:val="18"/>
-          <w:szCs w:val="18"/>
-        </w:rPr>
-        <w:t xml:space="preserve"> </w:t>
-      </w:r>
-      <w:r>
-        <w:rPr>
-          <w:b/>
-          <w:bCs/>
-          <w:color w:val="000000" w:themeColor="text1"/>
-          <w:sz w:val="18"/>
-          <w:szCs w:val="18"/>
-        </w:rPr>
-        <w:t>|</w:t>
-      </w:r>
-      <w:hyperlink r:id="rId16" w:history="1">
-        <w:r>
-          <w:rPr>
-            <w:rStyle w:val="Hyperlink"/>
-            <w:rFonts w:asciiTheme="minorHAnsi" w:hAnsiTheme="minorHAnsi" w:cstheme="minorHAnsi"/>
-            <w:b/>
-            <w:bCs/>
-            <w:color w:val="000000" w:themeColor="text1"/>
-            <w:sz w:val="18"/>
-            <w:szCs w:val="18"/>
-          </w:rPr>
-          <w:t>LINK</w:t>
-        </w:r>
-      </w:hyperlink>
-      <w:r>
-        <w:rPr>
-          <w:b/>
-          <w:bCs/>
-          <w:sz w:val="18"/>
-          <w:szCs w:val="18"/>
-        </w:rPr>
-        <w:tab/>
-      </w:r>
-      <w:r>
-        <w:rPr>
-          <w:b/>
-          <w:i/>
-          <w:spacing w:val="-4"/>
-          <w:sz w:val="18"/>
-          <w:szCs w:val="18"/>
-        </w:rPr>
-        <w:t>2025</w:t>
-      </w:r>
-    </w:p>
-    <w:p>
-      <w:pPr>
-        <w:pStyle w:val="BodyText"/>
-        <w:numPr>
-          <w:ilvl w:val="0"/>
-          <w:numId w:val="6"/>
-        </w:numPr>
-        <w:spacing w:before="76" w:line="314" w:lineRule="auto"/>
-        <w:ind w:left="426" w:hanging="158"/>
-        <w:rPr>
-          <w:sz w:val="18"/>
-          <w:szCs w:val="18"/>
-        </w:rPr>
-      </w:pPr>
-      <w:r>
-        <w:rPr>
-          <w:sz w:val="18"/>
-          <w:szCs w:val="18"/>
-        </w:rPr>
-        <w:t>Designed a scalable AWS hosting architecture using Elastic Beanstalk and communicated deployment and cost considerations to stakeholders.</w:t>
-      </w:r>
-    </w:p>
-    <w:p>
-      <w:pPr>
-        <w:tabs>
-          <w:tab w:val="right" w:pos="9040"/>
-        </w:tabs>
-        <w:spacing w:before="180"/>
-        <w:ind w:left="141"/>
-        <w:jc w:val="both"/>
-        <w:rPr>
-          <w:b/>
-          <w:i/>
-          <w:sz w:val="18"/>
-          <w:szCs w:val="18"/>
-        </w:rPr>
-      </w:pPr>
-      <w:r>
-        <w:rPr>
-          <w:b/>
-          <w:bCs/>
-          <w:sz w:val="18"/>
-          <w:szCs w:val="18"/>
-          <w:lang w:val="en-IN"/>
-        </w:rPr>
-        <w:t>Deloitte Australia Data Analytics Job Simulation</w:t>
-      </w:r>
-      <w:r>
-        <w:rPr>
-          <w:b/>
-          <w:bCs/>
-          <w:sz w:val="18"/>
-          <w:szCs w:val="18"/>
-          <w:lang w:val="en-IN"/>
-        </w:rPr>
-        <w:t xml:space="preserve"> |</w:t>
-      </w:r>
-      <w:hyperlink r:id="rId17" w:history="1">
-        <w:r>
-          <w:rPr>
-            <w:rStyle w:val="Hyperlink"/>
-            <w:rFonts w:asciiTheme="minorHAnsi" w:hAnsiTheme="minorHAnsi" w:cstheme="minorHAnsi"/>
-            <w:b/>
-            <w:bCs/>
-            <w:color w:val="auto"/>
-            <w:sz w:val="18"/>
-            <w:szCs w:val="18"/>
-            <w:lang w:val="en-IN"/>
-          </w:rPr>
-          <w:t>LINK</w:t>
-        </w:r>
-      </w:hyperlink>
-      <w:r>
-        <w:rPr>
-          <w:b/>
-          <w:i/>
-          <w:sz w:val="18"/>
-          <w:szCs w:val="18"/>
-        </w:rPr>
-        <w:tab/>
-      </w:r>
-      <w:r>
-        <w:rPr>
-          <w:b/>
-          <w:i/>
-          <w:spacing w:val="-4"/>
-          <w:sz w:val="18"/>
-          <w:szCs w:val="18"/>
-        </w:rPr>
-        <w:t>2025</w:t>
-      </w:r>
-    </w:p>
-    <w:p>
-      <w:pPr>
-        <w:pStyle w:val="BodyText"/>
-        <w:numPr>
-          <w:ilvl w:val="0"/>
-          <w:numId w:val="6"/>
-        </w:numPr>
-        <w:spacing w:before="76" w:line="314" w:lineRule="auto"/>
-        <w:ind w:left="426" w:hanging="158"/>
-        <w:rPr>
-          <w:sz w:val="18"/>
-          <w:szCs w:val="18"/>
-        </w:rPr>
-      </w:pPr>
-      <w:r>
-        <w:rPr>
-          <w:sz w:val="18"/>
-          <w:szCs w:val="18"/>
-        </w:rPr>
-        <w:t>Built a Tableau dashboard, performed data classification in Excel, and derived business insights through data analysis.</w:t>
       </w:r>
     </w:p>
     <w:sectPr>
       <w:type w:val="continuous"/>
       <w:pgSz w:w="11930" w:h="16860"/>
-      <w:pgMar w:top="840" w:right="1133" w:bottom="280" w:left="992" w:header="720" w:footer="720" w:gutter="0"/>
+      <w:pgMar w:top="113" w:right="1134" w:bottom="57" w:left="992" w:header="720" w:footer="720" w:gutter="0"/>
       <w:cols w:space="720"/>
     </w:sectPr>
   </w:body>
@@ -2614,7 +2473,7 @@
         <v:path o:extrusionok="f" gradientshapeok="t" o:connecttype="rect"/>
         <o:lock v:ext="edit" aspectratio="t"/>
       </v:shapetype>
-      <v:shape id="_x0000_i1025" type="#_x0000_t75" style="width:3pt;height:3pt;visibility:visible;mso-wrap-style:square" o:bullet="t">
+      <v:shape id="_x0000_i1025" type="#_x0000_t75" style="width:2.5pt;height:2.5pt;visibility:visible;mso-wrap-style:square" o:bullet="t">
         <v:imagedata r:id="rId1" o:title=""/>
         <o:lock v:ext="edit" aspectratio="f"/>
       </v:shape>
@@ -2622,7 +2481,7 @@
   </w:numPicBullet>
   <w:numPicBullet w:numPicBulletId="1">
     <w:pict>
-      <v:shape id="_x0000_i1026" type="#_x0000_t75" style="width:6pt;height:5.5pt;visibility:visible;mso-wrap-style:square" o:bullet="t">
+      <v:shape id="_x0000_i1026" type="#_x0000_t75" style="width:7pt;height:5.5pt;visibility:visible;mso-wrap-style:square" o:bullet="t">
         <v:imagedata r:id="rId2" o:title=""/>
         <o:lock v:ext="edit" aspectratio="f"/>
       </v:shape>
@@ -2778,6 +2637,155 @@
     </w:lvl>
   </w:abstractNum>
   <w:abstractNum w:abstractNumId="1" w15:restartNumberingAfterBreak="0">
+    <w:nsid w:val="14616FF5"/>
+    <w:multiLevelType w:val="multilevel"/>
+    <w:tmpl w:val="A9C0AA4E"/>
+    <w:lvl w:ilvl="0">
+      <w:start w:val="1"/>
+      <w:numFmt w:val="bullet"/>
+      <w:lvlText w:val=""/>
+      <w:lvlJc w:val="left"/>
+      <w:pPr>
+        <w:tabs>
+          <w:tab w:val="num" w:pos="720"/>
+        </w:tabs>
+        <w:ind w:left="720" w:hanging="360"/>
+      </w:pPr>
+      <w:rPr>
+        <w:rFonts w:ascii="Symbol" w:hAnsi="Symbol" w:hint="default"/>
+        <w:sz w:val="20"/>
+      </w:rPr>
+    </w:lvl>
+    <w:lvl w:ilvl="1" w:tentative="1">
+      <w:start w:val="1"/>
+      <w:numFmt w:val="bullet"/>
+      <w:lvlText w:val="o"/>
+      <w:lvlJc w:val="left"/>
+      <w:pPr>
+        <w:tabs>
+          <w:tab w:val="num" w:pos="1440"/>
+        </w:tabs>
+        <w:ind w:left="1440" w:hanging="360"/>
+      </w:pPr>
+      <w:rPr>
+        <w:rFonts w:ascii="Courier New" w:hAnsi="Courier New" w:hint="default"/>
+        <w:sz w:val="20"/>
+      </w:rPr>
+    </w:lvl>
+    <w:lvl w:ilvl="2" w:tentative="1">
+      <w:start w:val="1"/>
+      <w:numFmt w:val="bullet"/>
+      <w:lvlText w:val=""/>
+      <w:lvlJc w:val="left"/>
+      <w:pPr>
+        <w:tabs>
+          <w:tab w:val="num" w:pos="2160"/>
+        </w:tabs>
+        <w:ind w:left="2160" w:hanging="360"/>
+      </w:pPr>
+      <w:rPr>
+        <w:rFonts w:ascii="Wingdings" w:hAnsi="Wingdings" w:hint="default"/>
+        <w:sz w:val="20"/>
+      </w:rPr>
+    </w:lvl>
+    <w:lvl w:ilvl="3" w:tentative="1">
+      <w:start w:val="1"/>
+      <w:numFmt w:val="bullet"/>
+      <w:lvlText w:val=""/>
+      <w:lvlJc w:val="left"/>
+      <w:pPr>
+        <w:tabs>
+          <w:tab w:val="num" w:pos="2880"/>
+        </w:tabs>
+        <w:ind w:left="2880" w:hanging="360"/>
+      </w:pPr>
+      <w:rPr>
+        <w:rFonts w:ascii="Wingdings" w:hAnsi="Wingdings" w:hint="default"/>
+        <w:sz w:val="20"/>
+      </w:rPr>
+    </w:lvl>
+    <w:lvl w:ilvl="4" w:tentative="1">
+      <w:start w:val="1"/>
+      <w:numFmt w:val="bullet"/>
+      <w:lvlText w:val=""/>
+      <w:lvlJc w:val="left"/>
+      <w:pPr>
+        <w:tabs>
+          <w:tab w:val="num" w:pos="3600"/>
+        </w:tabs>
+        <w:ind w:left="3600" w:hanging="360"/>
+      </w:pPr>
+      <w:rPr>
+        <w:rFonts w:ascii="Wingdings" w:hAnsi="Wingdings" w:hint="default"/>
+        <w:sz w:val="20"/>
+      </w:rPr>
+    </w:lvl>
+    <w:lvl w:ilvl="5" w:tentative="1">
+      <w:start w:val="1"/>
+      <w:numFmt w:val="bullet"/>
+      <w:lvlText w:val=""/>
+      <w:lvlJc w:val="left"/>
+      <w:pPr>
+        <w:tabs>
+          <w:tab w:val="num" w:pos="4320"/>
+        </w:tabs>
+        <w:ind w:left="4320" w:hanging="360"/>
+      </w:pPr>
+      <w:rPr>
+        <w:rFonts w:ascii="Wingdings" w:hAnsi="Wingdings" w:hint="default"/>
+        <w:sz w:val="20"/>
+      </w:rPr>
+    </w:lvl>
+    <w:lvl w:ilvl="6" w:tentative="1">
+      <w:start w:val="1"/>
+      <w:numFmt w:val="bullet"/>
+      <w:lvlText w:val=""/>
+      <w:lvlJc w:val="left"/>
+      <w:pPr>
+        <w:tabs>
+          <w:tab w:val="num" w:pos="5040"/>
+        </w:tabs>
+        <w:ind w:left="5040" w:hanging="360"/>
+      </w:pPr>
+      <w:rPr>
+        <w:rFonts w:ascii="Wingdings" w:hAnsi="Wingdings" w:hint="default"/>
+        <w:sz w:val="20"/>
+      </w:rPr>
+    </w:lvl>
+    <w:lvl w:ilvl="7" w:tentative="1">
+      <w:start w:val="1"/>
+      <w:numFmt w:val="bullet"/>
+      <w:lvlText w:val=""/>
+      <w:lvlJc w:val="left"/>
+      <w:pPr>
+        <w:tabs>
+          <w:tab w:val="num" w:pos="5760"/>
+        </w:tabs>
+        <w:ind w:left="5760" w:hanging="360"/>
+      </w:pPr>
+      <w:rPr>
+        <w:rFonts w:ascii="Wingdings" w:hAnsi="Wingdings" w:hint="default"/>
+        <w:sz w:val="20"/>
+      </w:rPr>
+    </w:lvl>
+    <w:lvl w:ilvl="8" w:tentative="1">
+      <w:start w:val="1"/>
+      <w:numFmt w:val="bullet"/>
+      <w:lvlText w:val=""/>
+      <w:lvlJc w:val="left"/>
+      <w:pPr>
+        <w:tabs>
+          <w:tab w:val="num" w:pos="6480"/>
+        </w:tabs>
+        <w:ind w:left="6480" w:hanging="360"/>
+      </w:pPr>
+      <w:rPr>
+        <w:rFonts w:ascii="Wingdings" w:hAnsi="Wingdings" w:hint="default"/>
+        <w:sz w:val="20"/>
+      </w:rPr>
+    </w:lvl>
+  </w:abstractNum>
+  <w:abstractNum w:abstractNumId="2" w15:restartNumberingAfterBreak="0">
     <w:nsid w:val="323F5FBE"/>
     <w:multiLevelType w:val="multilevel"/>
     <w:tmpl w:val="84A4FC38"/>
@@ -2926,7 +2934,7 @@
       </w:rPr>
     </w:lvl>
   </w:abstractNum>
-  <w:abstractNum w:abstractNumId="2" w15:restartNumberingAfterBreak="0">
+  <w:abstractNum w:abstractNumId="3" w15:restartNumberingAfterBreak="0">
     <w:nsid w:val="3E6279FB"/>
     <w:multiLevelType w:val="multilevel"/>
     <w:tmpl w:val="D9C4DAFA"/>
@@ -3075,7 +3083,7 @@
       </w:rPr>
     </w:lvl>
   </w:abstractNum>
-  <w:abstractNum w:abstractNumId="3" w15:restartNumberingAfterBreak="0">
+  <w:abstractNum w:abstractNumId="4" w15:restartNumberingAfterBreak="0">
     <w:nsid w:val="4FF8288D"/>
     <w:multiLevelType w:val="hybridMultilevel"/>
     <w:tmpl w:val="D2606C86"/>
@@ -3188,10 +3196,10 @@
       </w:rPr>
     </w:lvl>
   </w:abstractNum>
-  <w:abstractNum w:abstractNumId="4" w15:restartNumberingAfterBreak="0">
+  <w:abstractNum w:abstractNumId="5" w15:restartNumberingAfterBreak="0">
     <w:nsid w:val="566645C6"/>
     <w:multiLevelType w:val="hybridMultilevel"/>
-    <w:tmpl w:val="F8A44E34"/>
+    <w:tmpl w:val="4F6C78E2"/>
     <w:lvl w:ilvl="0" w:tplc="40090001">
       <w:start w:val="1"/>
       <w:numFmt w:val="bullet"/>
@@ -3301,7 +3309,7 @@
       </w:rPr>
     </w:lvl>
   </w:abstractNum>
-  <w:abstractNum w:abstractNumId="5" w15:restartNumberingAfterBreak="0">
+  <w:abstractNum w:abstractNumId="6" w15:restartNumberingAfterBreak="0">
     <w:nsid w:val="57465479"/>
     <w:multiLevelType w:val="multilevel"/>
     <w:tmpl w:val="CC4C10A6"/>
@@ -3450,7 +3458,156 @@
       </w:rPr>
     </w:lvl>
   </w:abstractNum>
-  <w:abstractNum w:abstractNumId="6" w15:restartNumberingAfterBreak="0">
+  <w:abstractNum w:abstractNumId="7" w15:restartNumberingAfterBreak="0">
+    <w:nsid w:val="591D78C0"/>
+    <w:multiLevelType w:val="multilevel"/>
+    <w:tmpl w:val="53681A6C"/>
+    <w:lvl w:ilvl="0">
+      <w:start w:val="1"/>
+      <w:numFmt w:val="bullet"/>
+      <w:lvlText w:val=""/>
+      <w:lvlJc w:val="left"/>
+      <w:pPr>
+        <w:tabs>
+          <w:tab w:val="num" w:pos="720"/>
+        </w:tabs>
+        <w:ind w:left="720" w:hanging="360"/>
+      </w:pPr>
+      <w:rPr>
+        <w:rFonts w:ascii="Symbol" w:hAnsi="Symbol" w:hint="default"/>
+        <w:sz w:val="20"/>
+      </w:rPr>
+    </w:lvl>
+    <w:lvl w:ilvl="1" w:tentative="1">
+      <w:start w:val="1"/>
+      <w:numFmt w:val="bullet"/>
+      <w:lvlText w:val="o"/>
+      <w:lvlJc w:val="left"/>
+      <w:pPr>
+        <w:tabs>
+          <w:tab w:val="num" w:pos="1440"/>
+        </w:tabs>
+        <w:ind w:left="1440" w:hanging="360"/>
+      </w:pPr>
+      <w:rPr>
+        <w:rFonts w:ascii="Courier New" w:hAnsi="Courier New" w:hint="default"/>
+        <w:sz w:val="20"/>
+      </w:rPr>
+    </w:lvl>
+    <w:lvl w:ilvl="2" w:tentative="1">
+      <w:start w:val="1"/>
+      <w:numFmt w:val="bullet"/>
+      <w:lvlText w:val=""/>
+      <w:lvlJc w:val="left"/>
+      <w:pPr>
+        <w:tabs>
+          <w:tab w:val="num" w:pos="2160"/>
+        </w:tabs>
+        <w:ind w:left="2160" w:hanging="360"/>
+      </w:pPr>
+      <w:rPr>
+        <w:rFonts w:ascii="Wingdings" w:hAnsi="Wingdings" w:hint="default"/>
+        <w:sz w:val="20"/>
+      </w:rPr>
+    </w:lvl>
+    <w:lvl w:ilvl="3" w:tentative="1">
+      <w:start w:val="1"/>
+      <w:numFmt w:val="bullet"/>
+      <w:lvlText w:val=""/>
+      <w:lvlJc w:val="left"/>
+      <w:pPr>
+        <w:tabs>
+          <w:tab w:val="num" w:pos="2880"/>
+        </w:tabs>
+        <w:ind w:left="2880" w:hanging="360"/>
+      </w:pPr>
+      <w:rPr>
+        <w:rFonts w:ascii="Wingdings" w:hAnsi="Wingdings" w:hint="default"/>
+        <w:sz w:val="20"/>
+      </w:rPr>
+    </w:lvl>
+    <w:lvl w:ilvl="4" w:tentative="1">
+      <w:start w:val="1"/>
+      <w:numFmt w:val="bullet"/>
+      <w:lvlText w:val=""/>
+      <w:lvlJc w:val="left"/>
+      <w:pPr>
+        <w:tabs>
+          <w:tab w:val="num" w:pos="3600"/>
+        </w:tabs>
+        <w:ind w:left="3600" w:hanging="360"/>
+      </w:pPr>
+      <w:rPr>
+        <w:rFonts w:ascii="Wingdings" w:hAnsi="Wingdings" w:hint="default"/>
+        <w:sz w:val="20"/>
+      </w:rPr>
+    </w:lvl>
+    <w:lvl w:ilvl="5" w:tentative="1">
+      <w:start w:val="1"/>
+      <w:numFmt w:val="bullet"/>
+      <w:lvlText w:val=""/>
+      <w:lvlJc w:val="left"/>
+      <w:pPr>
+        <w:tabs>
+          <w:tab w:val="num" w:pos="4320"/>
+        </w:tabs>
+        <w:ind w:left="4320" w:hanging="360"/>
+      </w:pPr>
+      <w:rPr>
+        <w:rFonts w:ascii="Wingdings" w:hAnsi="Wingdings" w:hint="default"/>
+        <w:sz w:val="20"/>
+      </w:rPr>
+    </w:lvl>
+    <w:lvl w:ilvl="6" w:tentative="1">
+      <w:start w:val="1"/>
+      <w:numFmt w:val="bullet"/>
+      <w:lvlText w:val=""/>
+      <w:lvlJc w:val="left"/>
+      <w:pPr>
+        <w:tabs>
+          <w:tab w:val="num" w:pos="5040"/>
+        </w:tabs>
+        <w:ind w:left="5040" w:hanging="360"/>
+      </w:pPr>
+      <w:rPr>
+        <w:rFonts w:ascii="Wingdings" w:hAnsi="Wingdings" w:hint="default"/>
+        <w:sz w:val="20"/>
+      </w:rPr>
+    </w:lvl>
+    <w:lvl w:ilvl="7" w:tentative="1">
+      <w:start w:val="1"/>
+      <w:numFmt w:val="bullet"/>
+      <w:lvlText w:val=""/>
+      <w:lvlJc w:val="left"/>
+      <w:pPr>
+        <w:tabs>
+          <w:tab w:val="num" w:pos="5760"/>
+        </w:tabs>
+        <w:ind w:left="5760" w:hanging="360"/>
+      </w:pPr>
+      <w:rPr>
+        <w:rFonts w:ascii="Wingdings" w:hAnsi="Wingdings" w:hint="default"/>
+        <w:sz w:val="20"/>
+      </w:rPr>
+    </w:lvl>
+    <w:lvl w:ilvl="8" w:tentative="1">
+      <w:start w:val="1"/>
+      <w:numFmt w:val="bullet"/>
+      <w:lvlText w:val=""/>
+      <w:lvlJc w:val="left"/>
+      <w:pPr>
+        <w:tabs>
+          <w:tab w:val="num" w:pos="6480"/>
+        </w:tabs>
+        <w:ind w:left="6480" w:hanging="360"/>
+      </w:pPr>
+      <w:rPr>
+        <w:rFonts w:ascii="Wingdings" w:hAnsi="Wingdings" w:hint="default"/>
+        <w:sz w:val="20"/>
+      </w:rPr>
+    </w:lvl>
+  </w:abstractNum>
+  <w:abstractNum w:abstractNumId="8" w15:restartNumberingAfterBreak="0">
     <w:nsid w:val="603759E4"/>
     <w:multiLevelType w:val="multilevel"/>
     <w:tmpl w:val="7B8E9D76"/>
@@ -3599,7 +3756,7 @@
       </w:rPr>
     </w:lvl>
   </w:abstractNum>
-  <w:abstractNum w:abstractNumId="7" w15:restartNumberingAfterBreak="0">
+  <w:abstractNum w:abstractNumId="9" w15:restartNumberingAfterBreak="0">
     <w:nsid w:val="66F63F34"/>
     <w:multiLevelType w:val="multilevel"/>
     <w:tmpl w:val="D20A7C72"/>
@@ -3748,7 +3905,7 @@
       </w:rPr>
     </w:lvl>
   </w:abstractNum>
-  <w:abstractNum w:abstractNumId="8" w15:restartNumberingAfterBreak="0">
+  <w:abstractNum w:abstractNumId="10" w15:restartNumberingAfterBreak="0">
     <w:nsid w:val="75BD24E2"/>
     <w:multiLevelType w:val="multilevel"/>
     <w:tmpl w:val="541039B2"/>
@@ -3897,7 +4054,7 @@
       </w:rPr>
     </w:lvl>
   </w:abstractNum>
-  <w:abstractNum w:abstractNumId="9" w15:restartNumberingAfterBreak="0">
+  <w:abstractNum w:abstractNumId="11" w15:restartNumberingAfterBreak="0">
     <w:nsid w:val="77262CCB"/>
     <w:multiLevelType w:val="multilevel"/>
     <w:tmpl w:val="56625FD8"/>
@@ -4046,7 +4203,7 @@
       </w:rPr>
     </w:lvl>
   </w:abstractNum>
-  <w:abstractNum w:abstractNumId="10" w15:restartNumberingAfterBreak="0">
+  <w:abstractNum w:abstractNumId="12" w15:restartNumberingAfterBreak="0">
     <w:nsid w:val="7A196391"/>
     <w:multiLevelType w:val="multilevel"/>
     <w:tmpl w:val="03007488"/>
@@ -4195,38 +4352,160 @@
       </w:rPr>
     </w:lvl>
   </w:abstractNum>
+  <w:abstractNum w:abstractNumId="13" w15:restartNumberingAfterBreak="0">
+    <w:nsid w:val="7D9874E2"/>
+    <w:multiLevelType w:val="hybridMultilevel"/>
+    <w:tmpl w:val="81C856B6"/>
+    <w:lvl w:ilvl="0" w:tplc="40090001">
+      <w:start w:val="1"/>
+      <w:numFmt w:val="bullet"/>
+      <w:lvlText w:val=""/>
+      <w:lvlJc w:val="left"/>
+      <w:pPr>
+        <w:ind w:left="861" w:hanging="360"/>
+      </w:pPr>
+      <w:rPr>
+        <w:rFonts w:ascii="Symbol" w:hAnsi="Symbol" w:hint="default"/>
+      </w:rPr>
+    </w:lvl>
+    <w:lvl w:ilvl="1" w:tplc="40090003" w:tentative="1">
+      <w:start w:val="1"/>
+      <w:numFmt w:val="bullet"/>
+      <w:lvlText w:val="o"/>
+      <w:lvlJc w:val="left"/>
+      <w:pPr>
+        <w:ind w:left="1581" w:hanging="360"/>
+      </w:pPr>
+      <w:rPr>
+        <w:rFonts w:ascii="Courier New" w:hAnsi="Courier New" w:cs="Courier New" w:hint="default"/>
+      </w:rPr>
+    </w:lvl>
+    <w:lvl w:ilvl="2" w:tplc="40090005" w:tentative="1">
+      <w:start w:val="1"/>
+      <w:numFmt w:val="bullet"/>
+      <w:lvlText w:val=""/>
+      <w:lvlJc w:val="left"/>
+      <w:pPr>
+        <w:ind w:left="2301" w:hanging="360"/>
+      </w:pPr>
+      <w:rPr>
+        <w:rFonts w:ascii="Wingdings" w:hAnsi="Wingdings" w:hint="default"/>
+      </w:rPr>
+    </w:lvl>
+    <w:lvl w:ilvl="3" w:tplc="40090001" w:tentative="1">
+      <w:start w:val="1"/>
+      <w:numFmt w:val="bullet"/>
+      <w:lvlText w:val=""/>
+      <w:lvlJc w:val="left"/>
+      <w:pPr>
+        <w:ind w:left="3021" w:hanging="360"/>
+      </w:pPr>
+      <w:rPr>
+        <w:rFonts w:ascii="Symbol" w:hAnsi="Symbol" w:hint="default"/>
+      </w:rPr>
+    </w:lvl>
+    <w:lvl w:ilvl="4" w:tplc="40090003" w:tentative="1">
+      <w:start w:val="1"/>
+      <w:numFmt w:val="bullet"/>
+      <w:lvlText w:val="o"/>
+      <w:lvlJc w:val="left"/>
+      <w:pPr>
+        <w:ind w:left="3741" w:hanging="360"/>
+      </w:pPr>
+      <w:rPr>
+        <w:rFonts w:ascii="Courier New" w:hAnsi="Courier New" w:cs="Courier New" w:hint="default"/>
+      </w:rPr>
+    </w:lvl>
+    <w:lvl w:ilvl="5" w:tplc="40090005" w:tentative="1">
+      <w:start w:val="1"/>
+      <w:numFmt w:val="bullet"/>
+      <w:lvlText w:val=""/>
+      <w:lvlJc w:val="left"/>
+      <w:pPr>
+        <w:ind w:left="4461" w:hanging="360"/>
+      </w:pPr>
+      <w:rPr>
+        <w:rFonts w:ascii="Wingdings" w:hAnsi="Wingdings" w:hint="default"/>
+      </w:rPr>
+    </w:lvl>
+    <w:lvl w:ilvl="6" w:tplc="40090001" w:tentative="1">
+      <w:start w:val="1"/>
+      <w:numFmt w:val="bullet"/>
+      <w:lvlText w:val=""/>
+      <w:lvlJc w:val="left"/>
+      <w:pPr>
+        <w:ind w:left="5181" w:hanging="360"/>
+      </w:pPr>
+      <w:rPr>
+        <w:rFonts w:ascii="Symbol" w:hAnsi="Symbol" w:hint="default"/>
+      </w:rPr>
+    </w:lvl>
+    <w:lvl w:ilvl="7" w:tplc="40090003" w:tentative="1">
+      <w:start w:val="1"/>
+      <w:numFmt w:val="bullet"/>
+      <w:lvlText w:val="o"/>
+      <w:lvlJc w:val="left"/>
+      <w:pPr>
+        <w:ind w:left="5901" w:hanging="360"/>
+      </w:pPr>
+      <w:rPr>
+        <w:rFonts w:ascii="Courier New" w:hAnsi="Courier New" w:cs="Courier New" w:hint="default"/>
+      </w:rPr>
+    </w:lvl>
+    <w:lvl w:ilvl="8" w:tplc="40090005" w:tentative="1">
+      <w:start w:val="1"/>
+      <w:numFmt w:val="bullet"/>
+      <w:lvlText w:val=""/>
+      <w:lvlJc w:val="left"/>
+      <w:pPr>
+        <w:ind w:left="6621" w:hanging="360"/>
+      </w:pPr>
+      <w:rPr>
+        <w:rFonts w:ascii="Wingdings" w:hAnsi="Wingdings" w:hint="default"/>
+      </w:rPr>
+    </w:lvl>
+  </w:abstractNum>
   <w:num w:numId="1" w16cid:durableId="1021930092">
-    <w:abstractNumId w:val="1"/>
+    <w:abstractNumId w:val="2"/>
   </w:num>
   <w:num w:numId="2" w16cid:durableId="1254629879">
-    <w:abstractNumId w:val="7"/>
+    <w:abstractNumId w:val="9"/>
   </w:num>
   <w:num w:numId="3" w16cid:durableId="421073667">
-    <w:abstractNumId w:val="2"/>
+    <w:abstractNumId w:val="3"/>
   </w:num>
   <w:num w:numId="4" w16cid:durableId="1621449882">
-    <w:abstractNumId w:val="3"/>
+    <w:abstractNumId w:val="4"/>
   </w:num>
   <w:num w:numId="5" w16cid:durableId="61215691">
+    <w:abstractNumId w:val="6"/>
+  </w:num>
+  <w:num w:numId="6" w16cid:durableId="357243904">
     <w:abstractNumId w:val="5"/>
   </w:num>
-  <w:num w:numId="6" w16cid:durableId="357243904">
-    <w:abstractNumId w:val="4"/>
-  </w:num>
   <w:num w:numId="7" w16cid:durableId="1913389172">
-    <w:abstractNumId w:val="10"/>
+    <w:abstractNumId w:val="12"/>
   </w:num>
   <w:num w:numId="8" w16cid:durableId="1755394056">
-    <w:abstractNumId w:val="8"/>
+    <w:abstractNumId w:val="10"/>
   </w:num>
   <w:num w:numId="9" w16cid:durableId="1510556923">
     <w:abstractNumId w:val="0"/>
   </w:num>
   <w:num w:numId="10" w16cid:durableId="594442496">
-    <w:abstractNumId w:val="6"/>
+    <w:abstractNumId w:val="8"/>
   </w:num>
   <w:num w:numId="11" w16cid:durableId="997225617">
-    <w:abstractNumId w:val="9"/>
+    <w:abstractNumId w:val="11"/>
+  </w:num>
+  <w:num w:numId="12" w16cid:durableId="2105414598">
+    <w:abstractNumId w:val="1"/>
+  </w:num>
+  <w:num w:numId="13" w16cid:durableId="1786464347">
+    <w:abstractNumId w:val="13"/>
+  </w:num>
+  <w:num w:numId="14" w16cid:durableId="134028411">
+    <w:abstractNumId w:val="7"/>
   </w:num>
 </w:numbering>
 </file>
@@ -4819,6 +5098,17 @@
       <w:szCs w:val="24"/>
     </w:rPr>
   </w:style>
+  <w:style w:type="character" w:styleId="Strong">
+    <w:name w:val="Strong"/>
+    <w:basedOn w:val="DefaultParagraphFont"/>
+    <w:uiPriority w:val="22"/>
+    <w:qFormat/>
+    <w:rsid w:val="00A84803"/>
+    <w:rPr>
+      <w:b/>
+      <w:bCs/>
+    </w:rPr>
+  </w:style>
 </w:styles>
 </file>
 
